--- a/rayy/docs/forms/نموذج (2) خطة المشروع - ري.docx
+++ b/rayy/docs/forms/نموذج (2) خطة المشروع - ري.docx
@@ -445,6 +445,30 @@
               <w:t xml:space="preserve">6. دعم اللغتين العربية والإنجليزية في التطبيقات.</w:t>
             </w:r>
           </w:p>
+          <w:p>
+            <w:pPr>
+              <w:bidi/>
+              <w:spacing w:before="0" w:after="20"/>
+              <w:jc w:val="both"/>
+              <w:rPr>
+                <w:rFonts w:ascii="Sakkal Majalla" w:hAnsi="Sakkal Majalla" w:cs="Sakkal Majalla"/>
+                <w:sz w:val="22"/>
+                <w:szCs w:val="22"/>
+                <w:rtl/>
+                <w:lang w:val="ar-SA" w:bidi="ar-SA"/>
+              </w:rPr>
+            </w:pPr>
+            <w:r>
+              <w:rPr>
+                <w:rFonts w:ascii="Sakkal Majalla" w:hAnsi="Sakkal Majalla" w:cs="Sakkal Majalla"/>
+                <w:sz w:val="22"/>
+                <w:szCs w:val="22"/>
+                <w:rtl/>
+                <w:lang w:val="ar-SA" w:bidi="ar-SA"/>
+              </w:rPr>
+              <w:t xml:space="preserve">7. تشغيل النبتة بالطاقة الشمسية (لوح شمسي وبطارية قابلة للشحن) وعرض نسبة البطارية وحالة الشحن في التطبيقات.</w:t>
+            </w:r>
+          </w:p>
         </w:tc>
       </w:tr>
       <w:tr>
@@ -798,7 +822,7 @@
                 <w:rtl/>
                 <w:lang w:val="ar-SA" w:bidi="ar-SA"/>
               </w:rPr>
-              <w:t xml:space="preserve">3. شراء القطع الإلكترونية وتوصيلها على لوحة التجارب (</w:t>
+              <w:t xml:space="preserve">3. شراء القطع الإلكترونية وقطع الطاقة الشمسية وتوصيلها على لوحة التجارب (</w:t>
             </w:r>
             <w:r>
               <w:rPr>
@@ -1103,7 +1127,7 @@
                 <w:rtl/>
                 <w:lang w:val="ar-SA" w:bidi="ar-SA"/>
               </w:rPr>
-              <w:t xml:space="preserve">7. معايرة الحساسات واختبار النظام كاملاً وإصلاح الأخطاء.</w:t>
+              <w:t xml:space="preserve">7. تركيب نظام الطاقة الشمسية (اللوح ومنظم الشحن والبطاريات ورافع الجهد) ومعايرة قياس البطارية.</w:t>
             </w:r>
           </w:p>
           <w:p>
@@ -1127,7 +1151,31 @@
                 <w:rtl/>
                 <w:lang w:val="ar-SA" w:bidi="ar-SA"/>
               </w:rPr>
-              <w:t xml:space="preserve">8. تجميع النموذج النهائي، وكتابة التقرير ودليل الاستخدام، وتسجيل مقطع الفيديو، والتجهيز للمناقشة.</w:t>
+              <w:t xml:space="preserve">8. معايرة الحساسات واختبار النظام كاملاً وإصلاح الأخطاء.</w:t>
+            </w:r>
+          </w:p>
+          <w:p>
+            <w:pPr>
+              <w:bidi/>
+              <w:spacing w:before="0" w:after="10"/>
+              <w:jc w:val="both"/>
+              <w:rPr>
+                <w:rFonts w:ascii="Sakkal Majalla" w:hAnsi="Sakkal Majalla" w:cs="Sakkal Majalla"/>
+                <w:sz w:val="22"/>
+                <w:szCs w:val="22"/>
+                <w:rtl/>
+                <w:lang w:val="ar-SA" w:bidi="ar-SA"/>
+              </w:rPr>
+            </w:pPr>
+            <w:r>
+              <w:rPr>
+                <w:rFonts w:ascii="Sakkal Majalla" w:hAnsi="Sakkal Majalla" w:cs="Sakkal Majalla"/>
+                <w:sz w:val="22"/>
+                <w:szCs w:val="22"/>
+                <w:rtl/>
+                <w:lang w:val="ar-SA" w:bidi="ar-SA"/>
+              </w:rPr>
+              <w:t xml:space="preserve">9. تجميع النموذج النهائي، وكتابة التقرير ودليل الاستخدام، وتسجيل مقطع الفيديو، والتجهيز للمناقشة.</w:t>
             </w:r>
           </w:p>
         </w:tc>
@@ -3713,7 +3761,7 @@
                 <w:szCs w:val="24"/>
                 <w:rtl/>
               </w:rPr>
-              <w:t>الربط والتكامل والاختبار</w:t>
+              <w:t>الطاقة الشمسية والتكامل والاختبار</w:t>
             </w:r>
           </w:p>
         </w:tc>
@@ -4116,7 +4164,45 @@
                 <w:rtl/>
                 <w:lang w:val="ar-SA" w:bidi="ar-SA"/>
               </w:rPr>
-              <w:t xml:space="preserve"> وأسلاك، باور بانك 5 فولت، علبة بلاستيكية، نبتة، جهاز حاسب، هاتف أندرويد.</w:t>
+              <w:t xml:space="preserve"> وأسلاك، لوح شمسي 6 فولت، منظّم شحن شمسي </w:t>
+            </w:r>
+            <w:r>
+              <w:rPr>
+                <w:rFonts w:ascii="Sakkal Majalla" w:hAnsi="Sakkal Majalla" w:cs="Sakkal Majalla"/>
+                <w:sz w:val="22"/>
+                <w:szCs w:val="22"/>
+                <w:lang w:val="en-US" w:bidi="ar-SA"/>
+              </w:rPr>
+              <w:t xml:space="preserve">CN3791</w:t>
+            </w:r>
+            <w:r>
+              <w:rPr>
+                <w:rFonts w:ascii="Sakkal Majalla" w:hAnsi="Sakkal Majalla" w:cs="Sakkal Majalla"/>
+                <w:sz w:val="22"/>
+                <w:szCs w:val="22"/>
+                <w:rtl/>
+                <w:lang w:val="ar-SA" w:bidi="ar-SA"/>
+              </w:rPr>
+              <w:t xml:space="preserve">، بطاريتا ليثيوم 18650، رافع جهد </w:t>
+            </w:r>
+            <w:r>
+              <w:rPr>
+                <w:rFonts w:ascii="Sakkal Majalla" w:hAnsi="Sakkal Majalla" w:cs="Sakkal Majalla"/>
+                <w:sz w:val="22"/>
+                <w:szCs w:val="22"/>
+                <w:lang w:val="en-US" w:bidi="ar-SA"/>
+              </w:rPr>
+              <w:t xml:space="preserve">MT3608</w:t>
+            </w:r>
+            <w:r>
+              <w:rPr>
+                <w:rFonts w:ascii="Sakkal Majalla" w:hAnsi="Sakkal Majalla" w:cs="Sakkal Majalla"/>
+                <w:sz w:val="22"/>
+                <w:szCs w:val="22"/>
+                <w:rtl/>
+                <w:lang w:val="ar-SA" w:bidi="ar-SA"/>
+              </w:rPr>
+              <w:t xml:space="preserve">، مقاومات 100 كيلو أوم، مفتاح تشغيل، علبة بلاستيكية، نبتة، جهاز حاسب، هاتف أندرويد.</w:t>
             </w:r>
           </w:p>
           <w:p>
@@ -4683,7 +4769,7 @@
                 <w:rtl/>
                 <w:lang w:val="ar-SA" w:bidi="ar-SA"/>
               </w:rPr>
-              <w:t xml:space="preserve">• باور بانك 5 فولت: 40 – 60 ريال</w:t>
+              <w:t xml:space="preserve">• علبة بلاستيكية + نبتة: 30 – 65 ريال</w:t>
             </w:r>
           </w:p>
           <w:p>
@@ -4707,7 +4793,7 @@
                 <w:rtl/>
                 <w:lang w:val="ar-SA" w:bidi="ar-SA"/>
               </w:rPr>
-              <w:t xml:space="preserve">• علبة بلاستيكية + نبتة: 25 – 60 ريال</w:t>
+              <w:t xml:space="preserve">• الطاقة الشمسية (لوح 6 فولت + منظّم شحن + بطاريتان 18650 + حامل + رافع جهد + مقاومات + مفتاح + أسلاك): 121 – 184 ريال</w:t>
             </w:r>
           </w:p>
           <w:p>
@@ -4778,7 +4864,7 @@
                 <w:rtl/>
                 <w:lang w:val="ar-SA" w:bidi="ar-SA"/>
               </w:rPr>
-              <w:t xml:space="preserve">الإجمالي المتوقع: من 175 إلى 312 ريال تقريباً.</w:t>
+              <w:t xml:space="preserve">الإجمالي المتوقع: من 261 إلى 501 ريال تقريباً.</w:t>
             </w:r>
           </w:p>
         </w:tc>
@@ -4979,6 +5065,30 @@
                 <w:lang w:val="ar-SA" w:bidi="ar-SA"/>
               </w:rPr>
               <w:t xml:space="preserve"> أو بناء تطبيق الأندرويد: اختبار مبكر، واستخدام تطبيق الويب (يعمل على الجوال) كبديل.</w:t>
+            </w:r>
+          </w:p>
+          <w:p>
+            <w:pPr>
+              <w:bidi/>
+              <w:spacing w:before="0" w:after="20"/>
+              <w:jc w:val="both"/>
+              <w:rPr>
+                <w:rFonts w:ascii="Sakkal Majalla" w:hAnsi="Sakkal Majalla" w:cs="Sakkal Majalla"/>
+                <w:sz w:val="22"/>
+                <w:szCs w:val="22"/>
+                <w:rtl/>
+                <w:lang w:val="ar-SA" w:bidi="ar-SA"/>
+              </w:rPr>
+            </w:pPr>
+            <w:r>
+              <w:rPr>
+                <w:rFonts w:ascii="Sakkal Majalla" w:hAnsi="Sakkal Majalla" w:cs="Sakkal Majalla"/>
+                <w:sz w:val="22"/>
+                <w:szCs w:val="22"/>
+                <w:rtl/>
+                <w:lang w:val="ar-SA" w:bidi="ar-SA"/>
+              </w:rPr>
+              <w:t xml:space="preserve">• نفاد البطارية في الأيام الغائمة: لوح 6 واط ينتج ضعف الاستهلاك اليومي، وبطارية تكفي نحو 39 ساعة، ووضع توفير الطاقة تحت 15%، وباور بانك احتياطي.</w:t>
             </w:r>
           </w:p>
           <w:p>
@@ -12222,6 +12332,30 @@
               <w:t xml:space="preserve">.</w:t>
             </w:r>
           </w:p>
+          <w:p>
+            <w:pPr>
+              <w:bidi/>
+              <w:spacing w:before="0" w:after="0"/>
+              <w:jc w:val="both"/>
+              <w:rPr>
+                <w:rFonts w:ascii="Sakkal Majalla" w:hAnsi="Sakkal Majalla" w:cs="Sakkal Majalla"/>
+                <w:sz w:val="22"/>
+                <w:szCs w:val="22"/>
+                <w:rtl/>
+                <w:lang w:val="ar-SA" w:bidi="ar-SA"/>
+              </w:rPr>
+            </w:pPr>
+            <w:r>
+              <w:rPr>
+                <w:rFonts w:ascii="Sakkal Majalla" w:hAnsi="Sakkal Majalla" w:cs="Sakkal Majalla"/>
+                <w:sz w:val="22"/>
+                <w:szCs w:val="22"/>
+                <w:rtl/>
+                <w:lang w:val="ar-SA" w:bidi="ar-SA"/>
+              </w:rPr>
+              <w:t xml:space="preserve">5. يرسل مع القراءات نسبة البطارية وجهد اللوح الشمسي وحالة الشحن.</w:t>
+            </w:r>
+          </w:p>
         </w:tc>
       </w:tr>
       <w:tr>
@@ -12784,6 +12918,518 @@
         </w:rPr>
       </w:pPr>
     </w:p>
+    <w:tbl>
+      <w:tblPr>
+        <w:tblStyle w:val="a3"/>
+        <w:bidiVisual/>
+        <w:tblW w:w="9734" w:type="dxa"/>
+        <w:tblInd w:w="-1059" w:type="dxa"/>
+        <w:tblBorders>
+          <w:top w:val="single" w:sz="4" w:space="0" w:color="auto"/>
+          <w:left w:val="single" w:sz="4" w:space="0" w:color="auto"/>
+          <w:bottom w:val="single" w:sz="4" w:space="0" w:color="auto"/>
+          <w:right w:val="single" w:sz="4" w:space="0" w:color="auto"/>
+          <w:insideH w:val="single" w:sz="4" w:space="0" w:color="auto"/>
+          <w:insideV w:val="single" w:sz="4" w:space="0" w:color="auto"/>
+        </w:tblBorders>
+        <w:tblLayout w:type="fixed"/>
+        <w:tblLook w:val="04A0" w:firstRow="1" w:lastRow="0" w:firstColumn="1" w:lastColumn="0" w:noHBand="0" w:noVBand="1"/>
+      </w:tblPr>
+      <w:tblGrid>
+        <w:gridCol w:w="2300"/>
+        <w:gridCol w:w="7434"/>
+      </w:tblGrid>
+      <w:tr>
+        <w:trPr>
+          <w:cantSplit/>
+        </w:trPr>
+        <w:tc>
+          <w:tcPr>
+            <w:tcW w:w="2300" w:type="dxa"/>
+            <w:shd w:val="clear" w:color="auto" w:fill="FBE4D5"/>
+            <w:vAlign w:val="center"/>
+          </w:tcPr>
+          <w:p>
+            <w:pPr>
+              <w:bidi w:val="0"/>
+              <w:spacing w:before="0" w:after="0"/>
+              <w:jc w:val="center"/>
+              <w:rPr>
+                <w:rFonts w:ascii="Sakkal Majalla" w:hAnsi="Sakkal Majalla" w:cs="Sakkal Majalla"/>
+                <w:b/>
+                <w:bCs/>
+                <w:sz w:val="22"/>
+                <w:szCs w:val="22"/>
+                <w:lang w:val="en-US" w:bidi="ar-SA"/>
+              </w:rPr>
+            </w:pPr>
+            <w:r>
+              <w:rPr>
+                <w:rFonts w:ascii="Sakkal Majalla" w:hAnsi="Sakkal Majalla" w:cs="Sakkal Majalla"/>
+                <w:b/>
+                <w:bCs/>
+                <w:sz w:val="22"/>
+                <w:szCs w:val="22"/>
+                <w:lang w:val="en-US" w:bidi="ar-SA"/>
+              </w:rPr>
+              <w:t xml:space="preserve">Use case name</w:t>
+            </w:r>
+          </w:p>
+        </w:tc>
+        <w:tc>
+          <w:tcPr>
+            <w:tcW w:w="7434" w:type="dxa"/>
+            <w:vAlign w:val="center"/>
+          </w:tcPr>
+          <w:p>
+            <w:pPr>
+              <w:bidi w:val="0"/>
+              <w:spacing w:before="0" w:after="0"/>
+              <w:jc w:val="left"/>
+              <w:rPr>
+                <w:rFonts w:ascii="Sakkal Majalla" w:hAnsi="Sakkal Majalla" w:cs="Sakkal Majalla"/>
+                <w:sz w:val="22"/>
+                <w:szCs w:val="22"/>
+                <w:lang w:val="en-US" w:bidi="ar-SA"/>
+              </w:rPr>
+            </w:pPr>
+            <w:r>
+              <w:rPr>
+                <w:rFonts w:ascii="Sakkal Majalla" w:hAnsi="Sakkal Majalla" w:cs="Sakkal Majalla"/>
+                <w:sz w:val="22"/>
+                <w:szCs w:val="22"/>
+                <w:lang w:val="en-US" w:bidi="ar-SA"/>
+              </w:rPr>
+              <w:t xml:space="preserve">UC-15: Monitor Battery &amp; Solar</w:t>
+            </w:r>
+          </w:p>
+        </w:tc>
+      </w:tr>
+      <w:tr>
+        <w:trPr>
+          <w:cantSplit/>
+        </w:trPr>
+        <w:tc>
+          <w:tcPr>
+            <w:tcW w:w="2300" w:type="dxa"/>
+            <w:shd w:val="clear" w:color="auto" w:fill="FBE4D5"/>
+            <w:vAlign w:val="center"/>
+          </w:tcPr>
+          <w:p>
+            <w:pPr>
+              <w:bidi w:val="0"/>
+              <w:spacing w:before="0" w:after="0"/>
+              <w:jc w:val="center"/>
+              <w:rPr>
+                <w:rFonts w:ascii="Sakkal Majalla" w:hAnsi="Sakkal Majalla" w:cs="Sakkal Majalla"/>
+                <w:b/>
+                <w:bCs/>
+                <w:sz w:val="22"/>
+                <w:szCs w:val="22"/>
+                <w:lang w:val="en-US" w:bidi="ar-SA"/>
+              </w:rPr>
+            </w:pPr>
+            <w:r>
+              <w:rPr>
+                <w:rFonts w:ascii="Sakkal Majalla" w:hAnsi="Sakkal Majalla" w:cs="Sakkal Majalla"/>
+                <w:b/>
+                <w:bCs/>
+                <w:sz w:val="22"/>
+                <w:szCs w:val="22"/>
+                <w:lang w:val="en-US" w:bidi="ar-SA"/>
+              </w:rPr>
+              <w:t xml:space="preserve">Brief description</w:t>
+            </w:r>
+          </w:p>
+        </w:tc>
+        <w:tc>
+          <w:tcPr>
+            <w:tcW w:w="7434" w:type="dxa"/>
+            <w:vAlign w:val="center"/>
+          </w:tcPr>
+          <w:p>
+            <w:pPr>
+              <w:bidi/>
+              <w:spacing w:before="0" w:after="0"/>
+              <w:jc w:val="both"/>
+              <w:rPr>
+                <w:rFonts w:ascii="Sakkal Majalla" w:hAnsi="Sakkal Majalla" w:cs="Sakkal Majalla"/>
+                <w:sz w:val="22"/>
+                <w:szCs w:val="22"/>
+                <w:rtl/>
+                <w:lang w:val="ar-SA" w:bidi="ar-SA"/>
+              </w:rPr>
+            </w:pPr>
+            <w:r>
+              <w:rPr>
+                <w:rFonts w:ascii="Sakkal Majalla" w:hAnsi="Sakkal Majalla" w:cs="Sakkal Majalla"/>
+                <w:sz w:val="22"/>
+                <w:szCs w:val="22"/>
+                <w:rtl/>
+                <w:lang w:val="ar-SA" w:bidi="ar-SA"/>
+              </w:rPr>
+              <w:t xml:space="preserve">يقيس المتحكم جهد البطارية وجهد اللوح الشمسي ويحدد نسبة البطارية وحالة الشحن.</w:t>
+            </w:r>
+          </w:p>
+        </w:tc>
+      </w:tr>
+      <w:tr>
+        <w:trPr>
+          <w:cantSplit/>
+        </w:trPr>
+        <w:tc>
+          <w:tcPr>
+            <w:tcW w:w="2300" w:type="dxa"/>
+            <w:shd w:val="clear" w:color="auto" w:fill="FBE4D5"/>
+            <w:vAlign w:val="center"/>
+          </w:tcPr>
+          <w:p>
+            <w:pPr>
+              <w:bidi w:val="0"/>
+              <w:spacing w:before="0" w:after="0"/>
+              <w:jc w:val="center"/>
+              <w:rPr>
+                <w:rFonts w:ascii="Sakkal Majalla" w:hAnsi="Sakkal Majalla" w:cs="Sakkal Majalla"/>
+                <w:b/>
+                <w:bCs/>
+                <w:sz w:val="22"/>
+                <w:szCs w:val="22"/>
+                <w:lang w:val="en-US" w:bidi="ar-SA"/>
+              </w:rPr>
+            </w:pPr>
+            <w:r>
+              <w:rPr>
+                <w:rFonts w:ascii="Sakkal Majalla" w:hAnsi="Sakkal Majalla" w:cs="Sakkal Majalla"/>
+                <w:b/>
+                <w:bCs/>
+                <w:sz w:val="22"/>
+                <w:szCs w:val="22"/>
+                <w:lang w:val="en-US" w:bidi="ar-SA"/>
+              </w:rPr>
+              <w:t xml:space="preserve">Actors</w:t>
+            </w:r>
+          </w:p>
+        </w:tc>
+        <w:tc>
+          <w:tcPr>
+            <w:tcW w:w="7434" w:type="dxa"/>
+            <w:vAlign w:val="center"/>
+          </w:tcPr>
+          <w:p>
+            <w:pPr>
+              <w:bidi/>
+              <w:spacing w:before="0" w:after="0"/>
+              <w:jc w:val="both"/>
+              <w:rPr>
+                <w:rFonts w:ascii="Sakkal Majalla" w:hAnsi="Sakkal Majalla" w:cs="Sakkal Majalla"/>
+                <w:sz w:val="22"/>
+                <w:szCs w:val="22"/>
+                <w:rtl/>
+                <w:lang w:val="ar-SA" w:bidi="ar-SA"/>
+              </w:rPr>
+            </w:pPr>
+            <w:r>
+              <w:rPr>
+                <w:rFonts w:ascii="Sakkal Majalla" w:hAnsi="Sakkal Majalla" w:cs="Sakkal Majalla"/>
+                <w:sz w:val="22"/>
+                <w:szCs w:val="22"/>
+                <w:lang w:val="en-US" w:bidi="ar-SA"/>
+              </w:rPr>
+              <w:t xml:space="preserve">ESP32 Device</w:t>
+            </w:r>
+            <w:r>
+              <w:rPr>
+                <w:rFonts w:ascii="Sakkal Majalla" w:hAnsi="Sakkal Majalla" w:cs="Sakkal Majalla"/>
+                <w:sz w:val="22"/>
+                <w:szCs w:val="22"/>
+                <w:rtl/>
+                <w:lang w:val="ar-SA" w:bidi="ar-SA"/>
+              </w:rPr>
+              <w:t xml:space="preserve"> (المتحكم)</w:t>
+            </w:r>
+          </w:p>
+        </w:tc>
+      </w:tr>
+      <w:tr>
+        <w:trPr>
+          <w:cantSplit/>
+        </w:trPr>
+        <w:tc>
+          <w:tcPr>
+            <w:tcW w:w="2300" w:type="dxa"/>
+            <w:shd w:val="clear" w:color="auto" w:fill="FBE4D5"/>
+            <w:vAlign w:val="center"/>
+          </w:tcPr>
+          <w:p>
+            <w:pPr>
+              <w:bidi w:val="0"/>
+              <w:spacing w:before="0" w:after="0"/>
+              <w:jc w:val="center"/>
+              <w:rPr>
+                <w:rFonts w:ascii="Sakkal Majalla" w:hAnsi="Sakkal Majalla" w:cs="Sakkal Majalla"/>
+                <w:b/>
+                <w:bCs/>
+                <w:sz w:val="22"/>
+                <w:szCs w:val="22"/>
+                <w:lang w:val="en-US" w:bidi="ar-SA"/>
+              </w:rPr>
+            </w:pPr>
+            <w:r>
+              <w:rPr>
+                <w:rFonts w:ascii="Sakkal Majalla" w:hAnsi="Sakkal Majalla" w:cs="Sakkal Majalla"/>
+                <w:b/>
+                <w:bCs/>
+                <w:sz w:val="22"/>
+                <w:szCs w:val="22"/>
+                <w:lang w:val="en-US" w:bidi="ar-SA"/>
+              </w:rPr>
+              <w:t xml:space="preserve">Flow of activities</w:t>
+            </w:r>
+          </w:p>
+        </w:tc>
+        <w:tc>
+          <w:tcPr>
+            <w:tcW w:w="7434" w:type="dxa"/>
+            <w:vAlign w:val="center"/>
+          </w:tcPr>
+          <w:p>
+            <w:pPr>
+              <w:bidi/>
+              <w:spacing w:before="0" w:after="0"/>
+              <w:jc w:val="both"/>
+              <w:rPr>
+                <w:rFonts w:ascii="Sakkal Majalla" w:hAnsi="Sakkal Majalla" w:cs="Sakkal Majalla"/>
+                <w:sz w:val="22"/>
+                <w:szCs w:val="22"/>
+                <w:rtl/>
+                <w:lang w:val="ar-SA" w:bidi="ar-SA"/>
+              </w:rPr>
+            </w:pPr>
+            <w:r>
+              <w:rPr>
+                <w:rFonts w:ascii="Sakkal Majalla" w:hAnsi="Sakkal Majalla" w:cs="Sakkal Majalla"/>
+                <w:sz w:val="22"/>
+                <w:szCs w:val="22"/>
+                <w:rtl/>
+                <w:lang w:val="ar-SA" w:bidi="ar-SA"/>
+              </w:rPr>
+              <w:t xml:space="preserve">1. كل ثانيتين يقرأ المتحكم جهد البطارية (</w:t>
+            </w:r>
+            <w:r>
+              <w:rPr>
+                <w:rFonts w:ascii="Sakkal Majalla" w:hAnsi="Sakkal Majalla" w:cs="Sakkal Majalla"/>
+                <w:sz w:val="22"/>
+                <w:szCs w:val="22"/>
+                <w:lang w:val="en-US" w:bidi="ar-SA"/>
+              </w:rPr>
+              <w:t xml:space="preserve">GPIO35)</w:t>
+            </w:r>
+            <w:r>
+              <w:rPr>
+                <w:rFonts w:ascii="Sakkal Majalla" w:hAnsi="Sakkal Majalla" w:cs="Sakkal Majalla"/>
+                <w:sz w:val="22"/>
+                <w:szCs w:val="22"/>
+                <w:rtl/>
+                <w:lang w:val="ar-SA" w:bidi="ar-SA"/>
+              </w:rPr>
+              <w:t xml:space="preserve"> وجهد اللوح الشمسي (</w:t>
+            </w:r>
+            <w:r>
+              <w:rPr>
+                <w:rFonts w:ascii="Sakkal Majalla" w:hAnsi="Sakkal Majalla" w:cs="Sakkal Majalla"/>
+                <w:sz w:val="22"/>
+                <w:szCs w:val="22"/>
+                <w:lang w:val="en-US" w:bidi="ar-SA"/>
+              </w:rPr>
+              <w:t xml:space="preserve">GPIO39)</w:t>
+            </w:r>
+            <w:r>
+              <w:rPr>
+                <w:rFonts w:ascii="Sakkal Majalla" w:hAnsi="Sakkal Majalla" w:cs="Sakkal Majalla"/>
+                <w:sz w:val="22"/>
+                <w:szCs w:val="22"/>
+                <w:rtl/>
+                <w:lang w:val="ar-SA" w:bidi="ar-SA"/>
+              </w:rPr>
+              <w:t xml:space="preserve"> عبر مقسّمات الجهد.</w:t>
+            </w:r>
+          </w:p>
+          <w:p>
+            <w:pPr>
+              <w:bidi/>
+              <w:spacing w:before="0" w:after="0"/>
+              <w:jc w:val="both"/>
+              <w:rPr>
+                <w:rFonts w:ascii="Sakkal Majalla" w:hAnsi="Sakkal Majalla" w:cs="Sakkal Majalla"/>
+                <w:sz w:val="22"/>
+                <w:szCs w:val="22"/>
+                <w:rtl/>
+                <w:lang w:val="ar-SA" w:bidi="ar-SA"/>
+              </w:rPr>
+            </w:pPr>
+            <w:r>
+              <w:rPr>
+                <w:rFonts w:ascii="Sakkal Majalla" w:hAnsi="Sakkal Majalla" w:cs="Sakkal Majalla"/>
+                <w:sz w:val="22"/>
+                <w:szCs w:val="22"/>
+                <w:rtl/>
+                <w:lang w:val="ar-SA" w:bidi="ar-SA"/>
+              </w:rPr>
+              <w:t xml:space="preserve">2. يحسب نسبة البطارية ويحدد هل اللوح يشحن البطارية الآن.</w:t>
+            </w:r>
+          </w:p>
+          <w:p>
+            <w:pPr>
+              <w:bidi/>
+              <w:spacing w:before="0" w:after="0"/>
+              <w:jc w:val="both"/>
+              <w:rPr>
+                <w:rFonts w:ascii="Sakkal Majalla" w:hAnsi="Sakkal Majalla" w:cs="Sakkal Majalla"/>
+                <w:sz w:val="22"/>
+                <w:szCs w:val="22"/>
+                <w:rtl/>
+                <w:lang w:val="ar-SA" w:bidi="ar-SA"/>
+              </w:rPr>
+            </w:pPr>
+            <w:r>
+              <w:rPr>
+                <w:rFonts w:ascii="Sakkal Majalla" w:hAnsi="Sakkal Majalla" w:cs="Sakkal Majalla"/>
+                <w:sz w:val="22"/>
+                <w:szCs w:val="22"/>
+                <w:rtl/>
+                <w:lang w:val="ar-SA" w:bidi="ar-SA"/>
+              </w:rPr>
+              <w:t xml:space="preserve">3. يرسل القيم مع القراءات إلى </w:t>
+            </w:r>
+            <w:r>
+              <w:rPr>
+                <w:rFonts w:ascii="Sakkal Majalla" w:hAnsi="Sakkal Majalla" w:cs="Sakkal Majalla"/>
+                <w:sz w:val="22"/>
+                <w:szCs w:val="22"/>
+                <w:lang w:val="en-US" w:bidi="ar-SA"/>
+              </w:rPr>
+              <w:t xml:space="preserve">Firebase</w:t>
+            </w:r>
+            <w:r>
+              <w:rPr>
+                <w:rFonts w:ascii="Sakkal Majalla" w:hAnsi="Sakkal Majalla" w:cs="Sakkal Majalla"/>
+                <w:sz w:val="22"/>
+                <w:szCs w:val="22"/>
+                <w:rtl/>
+                <w:lang w:val="ar-SA" w:bidi="ar-SA"/>
+              </w:rPr>
+              <w:t xml:space="preserve"> فتظهر في تطبيق الويب وتطبيق الأندرويد.</w:t>
+            </w:r>
+          </w:p>
+        </w:tc>
+      </w:tr>
+      <w:tr>
+        <w:trPr>
+          <w:cantSplit/>
+        </w:trPr>
+        <w:tc>
+          <w:tcPr>
+            <w:tcW w:w="2300" w:type="dxa"/>
+            <w:shd w:val="clear" w:color="auto" w:fill="FBE4D5"/>
+            <w:vAlign w:val="center"/>
+          </w:tcPr>
+          <w:p>
+            <w:pPr>
+              <w:bidi w:val="0"/>
+              <w:spacing w:before="0" w:after="0"/>
+              <w:jc w:val="center"/>
+              <w:rPr>
+                <w:rFonts w:ascii="Sakkal Majalla" w:hAnsi="Sakkal Majalla" w:cs="Sakkal Majalla"/>
+                <w:b/>
+                <w:bCs/>
+                <w:sz w:val="22"/>
+                <w:szCs w:val="22"/>
+                <w:lang w:val="en-US" w:bidi="ar-SA"/>
+              </w:rPr>
+            </w:pPr>
+            <w:r>
+              <w:rPr>
+                <w:rFonts w:ascii="Sakkal Majalla" w:hAnsi="Sakkal Majalla" w:cs="Sakkal Majalla"/>
+                <w:b/>
+                <w:bCs/>
+                <w:sz w:val="22"/>
+                <w:szCs w:val="22"/>
+                <w:lang w:val="en-US" w:bidi="ar-SA"/>
+              </w:rPr>
+              <w:t xml:space="preserve">Exception conditions</w:t>
+            </w:r>
+          </w:p>
+        </w:tc>
+        <w:tc>
+          <w:tcPr>
+            <w:tcW w:w="7434" w:type="dxa"/>
+            <w:vAlign w:val="center"/>
+          </w:tcPr>
+          <w:p>
+            <w:pPr>
+              <w:bidi/>
+              <w:spacing w:before="0" w:after="0"/>
+              <w:jc w:val="both"/>
+              <w:rPr>
+                <w:rFonts w:ascii="Sakkal Majalla" w:hAnsi="Sakkal Majalla" w:cs="Sakkal Majalla"/>
+                <w:sz w:val="22"/>
+                <w:szCs w:val="22"/>
+                <w:rtl/>
+                <w:lang w:val="ar-SA" w:bidi="ar-SA"/>
+              </w:rPr>
+            </w:pPr>
+            <w:r>
+              <w:rPr>
+                <w:rFonts w:ascii="Sakkal Majalla" w:hAnsi="Sakkal Majalla" w:cs="Sakkal Majalla"/>
+                <w:sz w:val="22"/>
+                <w:szCs w:val="22"/>
+                <w:rtl/>
+                <w:lang w:val="ar-SA" w:bidi="ar-SA"/>
+              </w:rPr>
+              <w:t xml:space="preserve">• البطارية أقل من 15%: يدخل المتحكم وضع توفير الطاقة (إيقاف النغمات التلقائية والإرسال كل دقيقتين) حتى تتجاوز 25%.</w:t>
+            </w:r>
+          </w:p>
+          <w:p>
+            <w:pPr>
+              <w:bidi/>
+              <w:spacing w:before="0" w:after="0"/>
+              <w:jc w:val="both"/>
+              <w:rPr>
+                <w:rFonts w:ascii="Sakkal Majalla" w:hAnsi="Sakkal Majalla" w:cs="Sakkal Majalla"/>
+                <w:sz w:val="22"/>
+                <w:szCs w:val="22"/>
+                <w:rtl/>
+                <w:lang w:val="ar-SA" w:bidi="ar-SA"/>
+              </w:rPr>
+            </w:pPr>
+            <w:r>
+              <w:rPr>
+                <w:rFonts w:ascii="Sakkal Majalla" w:hAnsi="Sakkal Majalla" w:cs="Sakkal Majalla"/>
+                <w:sz w:val="22"/>
+                <w:szCs w:val="22"/>
+                <w:rtl/>
+                <w:lang w:val="ar-SA" w:bidi="ar-SA"/>
+              </w:rPr>
+              <w:t xml:space="preserve">• الليل أو اللوح مغطى: يظهر «لا يشحن الآن» وتعمل النبتة من البطارية.</w:t>
+            </w:r>
+          </w:p>
+        </w:tc>
+      </w:tr>
+    </w:tbl>
+    <w:p>
+      <w:pPr>
+        <w:bidi/>
+        <w:spacing w:before="0" w:after="120"/>
+        <w:jc w:val="both"/>
+        <w:rPr>
+          <w:rFonts w:ascii="Sakkal Majalla" w:hAnsi="Sakkal Majalla" w:cs="Sakkal Majalla"/>
+          <w:sz w:val="24"/>
+          <w:szCs w:val="24"/>
+          <w:rtl/>
+          <w:lang w:val="ar-SA" w:bidi="ar-SA"/>
+        </w:rPr>
+      </w:pPr>
+    </w:p>
     <w:p>
       <w:pPr>
         <w:pageBreakBefore/>
@@ -12864,7 +13510,7 @@
       <w:r>
         <w:drawing>
           <wp:inline xmlns:a="http://schemas.openxmlformats.org/drawingml/2006/main" xmlns:pic="http://schemas.openxmlformats.org/drawingml/2006/picture">
-            <wp:extent cx="5400000" cy="6502041"/>
+            <wp:extent cx="5400000" cy="5951021"/>
             <wp:docPr id="2" name="Picture 2"/>
             <wp:cNvGraphicFramePr>
               <a:graphicFrameLocks noChangeAspect="1"/>
@@ -12885,7 +13531,7 @@
                   <pic:spPr>
                     <a:xfrm>
                       <a:off x="0" y="0"/>
-                      <a:ext cx="5400000" cy="6502041"/>
+                      <a:ext cx="5400000" cy="5951021"/>
                     </a:xfrm>
                     <a:prstGeom prst="rect"/>
                   </pic:spPr>
@@ -12971,7 +13617,7 @@
       <w:r>
         <w:drawing>
           <wp:inline xmlns:a="http://schemas.openxmlformats.org/drawingml/2006/main" xmlns:pic="http://schemas.openxmlformats.org/drawingml/2006/picture">
-            <wp:extent cx="5760000" cy="4496327"/>
+            <wp:extent cx="5760000" cy="5010612"/>
             <wp:docPr id="3" name="Picture 3"/>
             <wp:cNvGraphicFramePr>
               <a:graphicFrameLocks noChangeAspect="1"/>
@@ -12992,7 +13638,7 @@
                   <pic:spPr>
                     <a:xfrm>
                       <a:off x="0" y="0"/>
-                      <a:ext cx="5760000" cy="4496327"/>
+                      <a:ext cx="5760000" cy="5010612"/>
                     </a:xfrm>
                     <a:prstGeom prst="rect"/>
                   </pic:spPr>
@@ -13351,7 +13997,7 @@
       <w:r>
         <w:drawing>
           <wp:inline xmlns:a="http://schemas.openxmlformats.org/drawingml/2006/main" xmlns:pic="http://schemas.openxmlformats.org/drawingml/2006/picture">
-            <wp:extent cx="5760000" cy="2774204"/>
+            <wp:extent cx="5760000" cy="2742857"/>
             <wp:docPr id="4" name="Picture 4"/>
             <wp:cNvGraphicFramePr>
               <a:graphicFrameLocks noChangeAspect="1"/>
@@ -13372,7 +14018,7 @@
                   <pic:spPr>
                     <a:xfrm>
                       <a:off x="0" y="0"/>
-                      <a:ext cx="5760000" cy="2774204"/>
+                      <a:ext cx="5760000" cy="2742857"/>
                     </a:xfrm>
                     <a:prstGeom prst="rect"/>
                   </pic:spPr>
@@ -13637,7 +14283,7 @@
                 <w:szCs w:val="21"/>
                 <w:lang w:val="en-US" w:bidi="ar-SA"/>
               </w:rPr>
-              <w:t xml:space="preserve">recorded_at, moisture, temperature, humidity, lux, mood_code, mood_name_ar, mood_name_en, emoji, melody_no, melody_name</w:t>
+              <w:t xml:space="preserve">recorded_at, moisture, temperature, humidity, lux, battery_pct, battery_v, solar_v, charging, mood_code, mood_name_ar, mood_name_en, emoji, melody_no, melody_name</w:t>
             </w:r>
             <w:r>
               <w:rPr>
@@ -13802,7 +14448,7 @@
                 <w:szCs w:val="21"/>
                 <w:lang w:val="en-US" w:bidi="ar-SA"/>
               </w:rPr>
-              <w:t xml:space="preserve">PLANT_LOG (plant_id, user_id, recorded_at, plant_name, location, device_id, email, full_name, role, moisture, temperature, humidity, lux, mood_code, mood_name_ar, mood_name_en, emoji, melody_no, melody_name, moisture_min, moisture_max, temp_min, temp_max, lux_min, quiet_start, quiet_end, muted)</w:t>
+              <w:t xml:space="preserve">PLANT_LOG (plant_id, user_id, recorded_at, plant_name, location, device_id, email, full_name, role, moisture, temperature, humidity, lux, battery_pct, battery_v, solar_v, charging, mood_code, mood_name_ar, mood_name_en, emoji, melody_no, melody_name, moisture_min, moisture_max, temp_min, temp_max, lux_min, quiet_start, quiet_end, muted)</w:t>
             </w:r>
           </w:p>
           <w:p>
@@ -14076,7 +14722,7 @@
                 <w:szCs w:val="21"/>
                 <w:lang w:val="en-US" w:bidi="ar-SA"/>
               </w:rPr>
-              <w:t xml:space="preserve">READING (plant_id, recorded_at, moisture, temperature, humidity, lux, mood_code, mood_name_ar, mood_name_en, emoji, melody_no, melody_name)</w:t>
+              <w:t xml:space="preserve">READING (plant_id, recorded_at, moisture, temperature, humidity, lux, battery_pct, battery_v, solar_v, charging, mood_code, mood_name_ar, mood_name_en, emoji, melody_no, melody_name)</w:t>
             </w:r>
           </w:p>
           <w:p>
@@ -14329,7 +14975,7 @@
                 <w:szCs w:val="21"/>
                 <w:lang w:val="en-US" w:bidi="ar-SA"/>
               </w:rPr>
-              <w:t xml:space="preserve">READING (reading_id, plant_id, recorded_at, moisture, temperature, humidity, lux, mood_code)</w:t>
+              <w:t xml:space="preserve">READING (reading_id, plant_id, recorded_at, moisture, temperature, humidity, lux, battery_pct, battery_v, solar_v, charging, mood_code)</w:t>
             </w:r>
           </w:p>
           <w:p>
@@ -14533,7 +15179,7 @@
       <w:r>
         <w:drawing>
           <wp:inline xmlns:a="http://schemas.openxmlformats.org/drawingml/2006/main" xmlns:pic="http://schemas.openxmlformats.org/drawingml/2006/picture">
-            <wp:extent cx="5760000" cy="3367385"/>
+            <wp:extent cx="5760000" cy="4696615"/>
             <wp:docPr id="5" name="Picture 5"/>
             <wp:cNvGraphicFramePr>
               <a:graphicFrameLocks noChangeAspect="1"/>
@@ -14554,7 +15200,7 @@
                   <pic:spPr>
                     <a:xfrm>
                       <a:off x="0" y="0"/>
-                      <a:ext cx="5760000" cy="3367385"/>
+                      <a:ext cx="5760000" cy="4696615"/>
                     </a:xfrm>
                     <a:prstGeom prst="rect"/>
                   </pic:spPr>
@@ -15314,7 +15960,7 @@
                 <w:rtl/>
                 <w:lang w:val="ar-SA" w:bidi="ar-SA"/>
               </w:rPr>
-              <w:t xml:space="preserve">الطاقة</w:t>
+              <w:t xml:space="preserve">اللوح الشمسي ومنظّم الشحن</w:t>
             </w:r>
           </w:p>
         </w:tc>
@@ -15344,7 +15990,7 @@
                 <w:rtl/>
                 <w:lang w:val="ar-SA" w:bidi="ar-SA"/>
               </w:rPr>
-              <w:t xml:space="preserve">باور بانك 5 فولت → منفذ </w:t>
+              <w:t xml:space="preserve">اللوح (+/−) → </w:t>
             </w:r>
             <w:r>
               <w:rPr>
@@ -15353,7 +15999,7 @@
                 <w:szCs w:val="21"/>
                 <w:lang w:val="en-US" w:bidi="ar-SA"/>
               </w:rPr>
-              <w:t xml:space="preserve">USB</w:t>
+              <w:t xml:space="preserve">CN3791 IN</w:t>
             </w:r>
             <w:r>
               <w:rPr>
@@ -15363,7 +16009,7 @@
                 <w:rtl/>
                 <w:lang w:val="ar-SA" w:bidi="ar-SA"/>
               </w:rPr>
-              <w:t xml:space="preserve"> في </w:t>
+              <w:t xml:space="preserve"> · </w:t>
             </w:r>
             <w:r>
               <w:rPr>
@@ -15372,7 +16018,243 @@
                 <w:szCs w:val="21"/>
                 <w:lang w:val="en-US" w:bidi="ar-SA"/>
               </w:rPr>
+              <w:t xml:space="preserve">CN3791 BAT</w:t>
+            </w:r>
+            <w:r>
+              <w:rPr>
+                <w:rFonts w:ascii="Sakkal Majalla" w:hAnsi="Sakkal Majalla" w:cs="Sakkal Majalla"/>
+                <w:sz w:val="21"/>
+                <w:szCs w:val="21"/>
+                <w:rtl/>
+                <w:lang w:val="ar-SA" w:bidi="ar-SA"/>
+              </w:rPr>
+              <w:t xml:space="preserve"> → بطاريتا 18650 (توازي)</w:t>
+            </w:r>
+          </w:p>
+        </w:tc>
+      </w:tr>
+      <w:tr>
+        <w:trPr>
+          <w:cantSplit/>
+        </w:trPr>
+        <w:tc>
+          <w:tcPr>
+            <w:tcW w:w="3200" w:type="dxa"/>
+            <w:shd w:val="clear" w:color="auto" w:fill="FBE4D5"/>
+            <w:vAlign w:val="center"/>
+          </w:tcPr>
+          <w:p>
+            <w:pPr>
+              <w:bidi/>
+              <w:spacing w:before="0" w:after="0"/>
+              <w:jc w:val="center"/>
+              <w:rPr>
+                <w:rFonts w:ascii="Sakkal Majalla" w:hAnsi="Sakkal Majalla" w:cs="Sakkal Majalla"/>
+                <w:b/>
+                <w:bCs/>
+                <w:sz w:val="21"/>
+                <w:szCs w:val="21"/>
+                <w:rtl/>
+                <w:lang w:val="ar-SA" w:bidi="ar-SA"/>
+              </w:rPr>
+            </w:pPr>
+            <w:r>
+              <w:rPr>
+                <w:rFonts w:ascii="Sakkal Majalla" w:hAnsi="Sakkal Majalla" w:cs="Sakkal Majalla"/>
+                <w:b/>
+                <w:bCs/>
+                <w:sz w:val="21"/>
+                <w:szCs w:val="21"/>
+                <w:rtl/>
+                <w:lang w:val="ar-SA" w:bidi="ar-SA"/>
+              </w:rPr>
+              <w:t xml:space="preserve">الطاقة إلى </w:t>
+            </w:r>
+            <w:r>
+              <w:rPr>
+                <w:rFonts w:ascii="Sakkal Majalla" w:hAnsi="Sakkal Majalla" w:cs="Sakkal Majalla"/>
+                <w:b/>
+                <w:bCs/>
+                <w:sz w:val="21"/>
+                <w:szCs w:val="21"/>
+                <w:lang w:val="en-US" w:bidi="ar-SA"/>
+              </w:rPr>
               <w:t xml:space="preserve">ESP32</w:t>
+            </w:r>
+          </w:p>
+        </w:tc>
+        <w:tc>
+          <w:tcPr>
+            <w:tcW w:w="6534" w:type="dxa"/>
+            <w:vAlign w:val="center"/>
+          </w:tcPr>
+          <w:p>
+            <w:pPr>
+              <w:bidi/>
+              <w:spacing w:before="0" w:after="0"/>
+              <w:jc w:val="both"/>
+              <w:rPr>
+                <w:rFonts w:ascii="Sakkal Majalla" w:hAnsi="Sakkal Majalla" w:cs="Sakkal Majalla"/>
+                <w:sz w:val="21"/>
+                <w:szCs w:val="21"/>
+                <w:rtl/>
+                <w:lang w:val="ar-SA" w:bidi="ar-SA"/>
+              </w:rPr>
+            </w:pPr>
+            <w:r>
+              <w:rPr>
+                <w:rFonts w:ascii="Sakkal Majalla" w:hAnsi="Sakkal Majalla" w:cs="Sakkal Majalla"/>
+                <w:sz w:val="21"/>
+                <w:szCs w:val="21"/>
+                <w:rtl/>
+                <w:lang w:val="ar-SA" w:bidi="ar-SA"/>
+              </w:rPr>
+              <w:t xml:space="preserve">البطارية → مفتاح → </w:t>
+            </w:r>
+            <w:r>
+              <w:rPr>
+                <w:rFonts w:ascii="Sakkal Majalla" w:hAnsi="Sakkal Majalla" w:cs="Sakkal Majalla"/>
+                <w:sz w:val="21"/>
+                <w:szCs w:val="21"/>
+                <w:lang w:val="en-US" w:bidi="ar-SA"/>
+              </w:rPr>
+              <w:t xml:space="preserve">MT3608 (5.1</w:t>
+            </w:r>
+            <w:r>
+              <w:rPr>
+                <w:rFonts w:ascii="Sakkal Majalla" w:hAnsi="Sakkal Majalla" w:cs="Sakkal Majalla"/>
+                <w:sz w:val="21"/>
+                <w:szCs w:val="21"/>
+                <w:rtl/>
+                <w:lang w:val="ar-SA" w:bidi="ar-SA"/>
+              </w:rPr>
+              <w:t xml:space="preserve"> فولت) → </w:t>
+            </w:r>
+            <w:r>
+              <w:rPr>
+                <w:rFonts w:ascii="Sakkal Majalla" w:hAnsi="Sakkal Majalla" w:cs="Sakkal Majalla"/>
+                <w:sz w:val="21"/>
+                <w:szCs w:val="21"/>
+                <w:lang w:val="en-US" w:bidi="ar-SA"/>
+              </w:rPr>
+              <w:t xml:space="preserve">VIN</w:t>
+            </w:r>
+            <w:r>
+              <w:rPr>
+                <w:rFonts w:ascii="Sakkal Majalla" w:hAnsi="Sakkal Majalla" w:cs="Sakkal Majalla"/>
+                <w:sz w:val="21"/>
+                <w:szCs w:val="21"/>
+                <w:rtl/>
+                <w:lang w:val="ar-SA" w:bidi="ar-SA"/>
+              </w:rPr>
+              <w:t xml:space="preserve"> و </w:t>
+            </w:r>
+            <w:r>
+              <w:rPr>
+                <w:rFonts w:ascii="Sakkal Majalla" w:hAnsi="Sakkal Majalla" w:cs="Sakkal Majalla"/>
+                <w:sz w:val="21"/>
+                <w:szCs w:val="21"/>
+                <w:lang w:val="en-US" w:bidi="ar-SA"/>
+              </w:rPr>
+              <w:t xml:space="preserve">GND</w:t>
+            </w:r>
+          </w:p>
+        </w:tc>
+      </w:tr>
+      <w:tr>
+        <w:trPr>
+          <w:cantSplit/>
+        </w:trPr>
+        <w:tc>
+          <w:tcPr>
+            <w:tcW w:w="3200" w:type="dxa"/>
+            <w:shd w:val="clear" w:color="auto" w:fill="FBE4D5"/>
+            <w:vAlign w:val="center"/>
+          </w:tcPr>
+          <w:p>
+            <w:pPr>
+              <w:bidi/>
+              <w:spacing w:before="0" w:after="0"/>
+              <w:jc w:val="center"/>
+              <w:rPr>
+                <w:rFonts w:ascii="Sakkal Majalla" w:hAnsi="Sakkal Majalla" w:cs="Sakkal Majalla"/>
+                <w:b/>
+                <w:bCs/>
+                <w:sz w:val="21"/>
+                <w:szCs w:val="21"/>
+                <w:rtl/>
+                <w:lang w:val="ar-SA" w:bidi="ar-SA"/>
+              </w:rPr>
+            </w:pPr>
+            <w:r>
+              <w:rPr>
+                <w:rFonts w:ascii="Sakkal Majalla" w:hAnsi="Sakkal Majalla" w:cs="Sakkal Majalla"/>
+                <w:b/>
+                <w:bCs/>
+                <w:sz w:val="21"/>
+                <w:szCs w:val="21"/>
+                <w:rtl/>
+                <w:lang w:val="ar-SA" w:bidi="ar-SA"/>
+              </w:rPr>
+              <w:t xml:space="preserve">قياس البطارية واللوح</w:t>
+            </w:r>
+          </w:p>
+        </w:tc>
+        <w:tc>
+          <w:tcPr>
+            <w:tcW w:w="6534" w:type="dxa"/>
+            <w:vAlign w:val="center"/>
+          </w:tcPr>
+          <w:p>
+            <w:pPr>
+              <w:bidi/>
+              <w:spacing w:before="0" w:after="0"/>
+              <w:jc w:val="both"/>
+              <w:rPr>
+                <w:rFonts w:ascii="Sakkal Majalla" w:hAnsi="Sakkal Majalla" w:cs="Sakkal Majalla"/>
+                <w:sz w:val="21"/>
+                <w:szCs w:val="21"/>
+                <w:rtl/>
+                <w:lang w:val="ar-SA" w:bidi="ar-SA"/>
+              </w:rPr>
+            </w:pPr>
+            <w:r>
+              <w:rPr>
+                <w:rFonts w:ascii="Sakkal Majalla" w:hAnsi="Sakkal Majalla" w:cs="Sakkal Majalla"/>
+                <w:sz w:val="21"/>
+                <w:szCs w:val="21"/>
+                <w:rtl/>
+                <w:lang w:val="ar-SA" w:bidi="ar-SA"/>
+              </w:rPr>
+              <w:t xml:space="preserve">البطارية → 100</w:t>
+            </w:r>
+            <w:r>
+              <w:rPr>
+                <w:rFonts w:ascii="Sakkal Majalla" w:hAnsi="Sakkal Majalla" w:cs="Sakkal Majalla"/>
+                <w:sz w:val="21"/>
+                <w:szCs w:val="21"/>
+                <w:lang w:val="en-US" w:bidi="ar-SA"/>
+              </w:rPr>
+              <w:t xml:space="preserve">k → GPIO35 → 100k → GND</w:t>
+            </w:r>
+            <w:r>
+              <w:rPr>
+                <w:rFonts w:ascii="Sakkal Majalla" w:hAnsi="Sakkal Majalla" w:cs="Sakkal Majalla"/>
+                <w:sz w:val="21"/>
+                <w:szCs w:val="21"/>
+                <w:rtl/>
+                <w:lang w:val="ar-SA" w:bidi="ar-SA"/>
+              </w:rPr>
+              <w:t xml:space="preserve"> · اللوح → 2×100</w:t>
+            </w:r>
+            <w:r>
+              <w:rPr>
+                <w:rFonts w:ascii="Sakkal Majalla" w:hAnsi="Sakkal Majalla" w:cs="Sakkal Majalla"/>
+                <w:sz w:val="21"/>
+                <w:szCs w:val="21"/>
+                <w:lang w:val="en-US" w:bidi="ar-SA"/>
+              </w:rPr>
+              <w:t xml:space="preserve">k → GPIO39 → 100k → GND</w:t>
             </w:r>
           </w:p>
         </w:tc>
@@ -15491,7 +16373,7 @@
           <w:rtl/>
           <w:lang w:val="ar-SA" w:bidi="ar-SA"/>
         </w:rPr>
-        <w:t xml:space="preserve"> والسماعة وزر الضغط، مع حساس رطوبة التربة مغروس في التربة وحساسي الحرارة والإضاءة خارج العلبة، ويعمل بباور بانك 5 فولت. ترسل النبتة قراءاتها عبر الواي فاي إلى </w:t>
+        <w:t xml:space="preserve"> والسماعة وزر الضغط ومنظّم الشحن والبطاريات، مع حساس رطوبة التربة مغروس في التربة وحساسي الحرارة والإضاءة خارج العلبة، ويعمل بالطاقة الشمسية عبر لوح شمسي بجانب الأصيص. ترسل النبتة قراءاتها عبر الواي فاي إلى </w:t>
       </w:r>
       <w:r>
         <w:rPr>
@@ -15529,7 +16411,7 @@
       <w:r>
         <w:drawing>
           <wp:inline xmlns:a="http://schemas.openxmlformats.org/drawingml/2006/main" xmlns:pic="http://schemas.openxmlformats.org/drawingml/2006/picture">
-            <wp:extent cx="4320000" cy="2984727"/>
+            <wp:extent cx="2520000" cy="3376800"/>
             <wp:docPr id="6" name="Picture 6"/>
             <wp:cNvGraphicFramePr>
               <a:graphicFrameLocks noChangeAspect="1"/>
@@ -15550,7 +16432,7 @@
                   <pic:spPr>
                     <a:xfrm>
                       <a:off x="0" y="0"/>
-                      <a:ext cx="4320000" cy="2984727"/>
+                      <a:ext cx="2520000" cy="3376800"/>
                     </a:xfrm>
                     <a:prstGeom prst="rect"/>
                   </pic:spPr>

--- a/rayy/docs/forms/نموذج (2) خطة المشروع - ري.docx
+++ b/rayy/docs/forms/نموذج (2) خطة المشروع - ري.docx
@@ -445,30 +445,6 @@
               <w:t xml:space="preserve">6. دعم اللغتين العربية والإنجليزية في التطبيقات.</w:t>
             </w:r>
           </w:p>
-          <w:p>
-            <w:pPr>
-              <w:bidi/>
-              <w:spacing w:before="0" w:after="20"/>
-              <w:jc w:val="both"/>
-              <w:rPr>
-                <w:rFonts w:ascii="Sakkal Majalla" w:hAnsi="Sakkal Majalla" w:cs="Sakkal Majalla"/>
-                <w:sz w:val="22"/>
-                <w:szCs w:val="22"/>
-                <w:rtl/>
-                <w:lang w:val="ar-SA" w:bidi="ar-SA"/>
-              </w:rPr>
-            </w:pPr>
-            <w:r>
-              <w:rPr>
-                <w:rFonts w:ascii="Sakkal Majalla" w:hAnsi="Sakkal Majalla" w:cs="Sakkal Majalla"/>
-                <w:sz w:val="22"/>
-                <w:szCs w:val="22"/>
-                <w:rtl/>
-                <w:lang w:val="ar-SA" w:bidi="ar-SA"/>
-              </w:rPr>
-              <w:t xml:space="preserve">7. تشغيل النبتة بالطاقة الشمسية (لوح شمسي وبطارية قابلة للشحن) وعرض نسبة البطارية وحالة الشحن في التطبيقات.</w:t>
-            </w:r>
-          </w:p>
         </w:tc>
       </w:tr>
       <w:tr>
@@ -822,7 +798,7 @@
                 <w:rtl/>
                 <w:lang w:val="ar-SA" w:bidi="ar-SA"/>
               </w:rPr>
-              <w:t xml:space="preserve">3. شراء القطع الإلكترونية وقطع الطاقة الشمسية وتوصيلها على لوحة التجارب (</w:t>
+              <w:t xml:space="preserve">3. شراء القطع الإلكترونية وتوصيلها على لوحة التجارب (</w:t>
             </w:r>
             <w:r>
               <w:rPr>
@@ -1127,7 +1103,7 @@
                 <w:rtl/>
                 <w:lang w:val="ar-SA" w:bidi="ar-SA"/>
               </w:rPr>
-              <w:t xml:space="preserve">7. تركيب نظام الطاقة الشمسية (اللوح ومنظم الشحن والبطاريات ورافع الجهد) ومعايرة قياس البطارية.</w:t>
+              <w:t xml:space="preserve">7. معايرة الحساسات واختبار النظام كاملاً وإصلاح الأخطاء.</w:t>
             </w:r>
           </w:p>
           <w:p>
@@ -1151,31 +1127,7 @@
                 <w:rtl/>
                 <w:lang w:val="ar-SA" w:bidi="ar-SA"/>
               </w:rPr>
-              <w:t xml:space="preserve">8. معايرة الحساسات واختبار النظام كاملاً وإصلاح الأخطاء.</w:t>
-            </w:r>
-          </w:p>
-          <w:p>
-            <w:pPr>
-              <w:bidi/>
-              <w:spacing w:before="0" w:after="10"/>
-              <w:jc w:val="both"/>
-              <w:rPr>
-                <w:rFonts w:ascii="Sakkal Majalla" w:hAnsi="Sakkal Majalla" w:cs="Sakkal Majalla"/>
-                <w:sz w:val="22"/>
-                <w:szCs w:val="22"/>
-                <w:rtl/>
-                <w:lang w:val="ar-SA" w:bidi="ar-SA"/>
-              </w:rPr>
-            </w:pPr>
-            <w:r>
-              <w:rPr>
-                <w:rFonts w:ascii="Sakkal Majalla" w:hAnsi="Sakkal Majalla" w:cs="Sakkal Majalla"/>
-                <w:sz w:val="22"/>
-                <w:szCs w:val="22"/>
-                <w:rtl/>
-                <w:lang w:val="ar-SA" w:bidi="ar-SA"/>
-              </w:rPr>
-              <w:t xml:space="preserve">9. تجميع النموذج النهائي، وكتابة التقرير ودليل الاستخدام، وتسجيل مقطع الفيديو، والتجهيز للمناقشة.</w:t>
+              <w:t xml:space="preserve">8. تجميع النموذج النهائي، وكتابة التقرير ودليل الاستخدام، وتسجيل مقطع الفيديو، والتجهيز للمناقشة.</w:t>
             </w:r>
           </w:p>
         </w:tc>
@@ -3761,7 +3713,7 @@
                 <w:szCs w:val="24"/>
                 <w:rtl/>
               </w:rPr>
-              <w:t>الطاقة الشمسية والتكامل والاختبار</w:t>
+              <w:t>الربط والتكامل والاختبار</w:t>
             </w:r>
           </w:p>
         </w:tc>
@@ -4164,45 +4116,7 @@
                 <w:rtl/>
                 <w:lang w:val="ar-SA" w:bidi="ar-SA"/>
               </w:rPr>
-              <w:t xml:space="preserve"> وأسلاك، لوح شمسي 6 فولت، منظّم شحن شمسي </w:t>
-            </w:r>
-            <w:r>
-              <w:rPr>
-                <w:rFonts w:ascii="Sakkal Majalla" w:hAnsi="Sakkal Majalla" w:cs="Sakkal Majalla"/>
-                <w:sz w:val="22"/>
-                <w:szCs w:val="22"/>
-                <w:lang w:val="en-US" w:bidi="ar-SA"/>
-              </w:rPr>
-              <w:t xml:space="preserve">CN3791</w:t>
-            </w:r>
-            <w:r>
-              <w:rPr>
-                <w:rFonts w:ascii="Sakkal Majalla" w:hAnsi="Sakkal Majalla" w:cs="Sakkal Majalla"/>
-                <w:sz w:val="22"/>
-                <w:szCs w:val="22"/>
-                <w:rtl/>
-                <w:lang w:val="ar-SA" w:bidi="ar-SA"/>
-              </w:rPr>
-              <w:t xml:space="preserve">، بطاريتا ليثيوم 18650، رافع جهد </w:t>
-            </w:r>
-            <w:r>
-              <w:rPr>
-                <w:rFonts w:ascii="Sakkal Majalla" w:hAnsi="Sakkal Majalla" w:cs="Sakkal Majalla"/>
-                <w:sz w:val="22"/>
-                <w:szCs w:val="22"/>
-                <w:lang w:val="en-US" w:bidi="ar-SA"/>
-              </w:rPr>
-              <w:t xml:space="preserve">MT3608</w:t>
-            </w:r>
-            <w:r>
-              <w:rPr>
-                <w:rFonts w:ascii="Sakkal Majalla" w:hAnsi="Sakkal Majalla" w:cs="Sakkal Majalla"/>
-                <w:sz w:val="22"/>
-                <w:szCs w:val="22"/>
-                <w:rtl/>
-                <w:lang w:val="ar-SA" w:bidi="ar-SA"/>
-              </w:rPr>
-              <w:t xml:space="preserve">، مقاومات 100 كيلو أوم، مفتاح تشغيل، علبة بلاستيكية، نبتة، جهاز حاسب، هاتف أندرويد.</w:t>
+              <w:t xml:space="preserve"> وأسلاك، باور بانك 5 فولت، علبة بلاستيكية، نبتة، جهاز حاسب، هاتف أندرويد.</w:t>
             </w:r>
           </w:p>
           <w:p>
@@ -4769,7 +4683,7 @@
                 <w:rtl/>
                 <w:lang w:val="ar-SA" w:bidi="ar-SA"/>
               </w:rPr>
-              <w:t xml:space="preserve">• علبة بلاستيكية + نبتة: 30 – 65 ريال</w:t>
+              <w:t xml:space="preserve">• باور بانك 5 فولت: 40 – 60 ريال</w:t>
             </w:r>
           </w:p>
           <w:p>
@@ -4793,7 +4707,7 @@
                 <w:rtl/>
                 <w:lang w:val="ar-SA" w:bidi="ar-SA"/>
               </w:rPr>
-              <w:t xml:space="preserve">• الطاقة الشمسية (لوح 6 فولت + منظّم شحن + بطاريتان 18650 + حامل + رافع جهد + مقاومات + مفتاح + أسلاك): 121 – 184 ريال</w:t>
+              <w:t xml:space="preserve">• علبة بلاستيكية + نبتة: 25 – 60 ريال</w:t>
             </w:r>
           </w:p>
           <w:p>
@@ -4864,7 +4778,7 @@
                 <w:rtl/>
                 <w:lang w:val="ar-SA" w:bidi="ar-SA"/>
               </w:rPr>
-              <w:t xml:space="preserve">الإجمالي المتوقع: من 261 إلى 501 ريال تقريباً.</w:t>
+              <w:t xml:space="preserve">الإجمالي المتوقع: من 175 إلى 312 ريال تقريباً.</w:t>
             </w:r>
           </w:p>
         </w:tc>
@@ -5065,30 +4979,6 @@
                 <w:lang w:val="ar-SA" w:bidi="ar-SA"/>
               </w:rPr>
               <w:t xml:space="preserve"> أو بناء تطبيق الأندرويد: اختبار مبكر، واستخدام تطبيق الويب (يعمل على الجوال) كبديل.</w:t>
-            </w:r>
-          </w:p>
-          <w:p>
-            <w:pPr>
-              <w:bidi/>
-              <w:spacing w:before="0" w:after="20"/>
-              <w:jc w:val="both"/>
-              <w:rPr>
-                <w:rFonts w:ascii="Sakkal Majalla" w:hAnsi="Sakkal Majalla" w:cs="Sakkal Majalla"/>
-                <w:sz w:val="22"/>
-                <w:szCs w:val="22"/>
-                <w:rtl/>
-                <w:lang w:val="ar-SA" w:bidi="ar-SA"/>
-              </w:rPr>
-            </w:pPr>
-            <w:r>
-              <w:rPr>
-                <w:rFonts w:ascii="Sakkal Majalla" w:hAnsi="Sakkal Majalla" w:cs="Sakkal Majalla"/>
-                <w:sz w:val="22"/>
-                <w:szCs w:val="22"/>
-                <w:rtl/>
-                <w:lang w:val="ar-SA" w:bidi="ar-SA"/>
-              </w:rPr>
-              <w:t xml:space="preserve">• نفاد البطارية في الأيام الغائمة: لوح 6 واط ينتج ضعف الاستهلاك اليومي، وبطارية تكفي نحو 39 ساعة، ووضع توفير الطاقة تحت 15%، وباور بانك احتياطي.</w:t>
             </w:r>
           </w:p>
           <w:p>
@@ -12332,30 +12222,6 @@
               <w:t xml:space="preserve">.</w:t>
             </w:r>
           </w:p>
-          <w:p>
-            <w:pPr>
-              <w:bidi/>
-              <w:spacing w:before="0" w:after="0"/>
-              <w:jc w:val="both"/>
-              <w:rPr>
-                <w:rFonts w:ascii="Sakkal Majalla" w:hAnsi="Sakkal Majalla" w:cs="Sakkal Majalla"/>
-                <w:sz w:val="22"/>
-                <w:szCs w:val="22"/>
-                <w:rtl/>
-                <w:lang w:val="ar-SA" w:bidi="ar-SA"/>
-              </w:rPr>
-            </w:pPr>
-            <w:r>
-              <w:rPr>
-                <w:rFonts w:ascii="Sakkal Majalla" w:hAnsi="Sakkal Majalla" w:cs="Sakkal Majalla"/>
-                <w:sz w:val="22"/>
-                <w:szCs w:val="22"/>
-                <w:rtl/>
-                <w:lang w:val="ar-SA" w:bidi="ar-SA"/>
-              </w:rPr>
-              <w:t xml:space="preserve">5. يرسل مع القراءات نسبة البطارية وجهد اللوح الشمسي وحالة الشحن.</w:t>
-            </w:r>
-          </w:p>
         </w:tc>
       </w:tr>
       <w:tr>
@@ -12918,518 +12784,6 @@
         </w:rPr>
       </w:pPr>
     </w:p>
-    <w:tbl>
-      <w:tblPr>
-        <w:tblStyle w:val="a3"/>
-        <w:bidiVisual/>
-        <w:tblW w:w="9734" w:type="dxa"/>
-        <w:tblInd w:w="-1059" w:type="dxa"/>
-        <w:tblBorders>
-          <w:top w:val="single" w:sz="4" w:space="0" w:color="auto"/>
-          <w:left w:val="single" w:sz="4" w:space="0" w:color="auto"/>
-          <w:bottom w:val="single" w:sz="4" w:space="0" w:color="auto"/>
-          <w:right w:val="single" w:sz="4" w:space="0" w:color="auto"/>
-          <w:insideH w:val="single" w:sz="4" w:space="0" w:color="auto"/>
-          <w:insideV w:val="single" w:sz="4" w:space="0" w:color="auto"/>
-        </w:tblBorders>
-        <w:tblLayout w:type="fixed"/>
-        <w:tblLook w:val="04A0" w:firstRow="1" w:lastRow="0" w:firstColumn="1" w:lastColumn="0" w:noHBand="0" w:noVBand="1"/>
-      </w:tblPr>
-      <w:tblGrid>
-        <w:gridCol w:w="2300"/>
-        <w:gridCol w:w="7434"/>
-      </w:tblGrid>
-      <w:tr>
-        <w:trPr>
-          <w:cantSplit/>
-        </w:trPr>
-        <w:tc>
-          <w:tcPr>
-            <w:tcW w:w="2300" w:type="dxa"/>
-            <w:shd w:val="clear" w:color="auto" w:fill="FBE4D5"/>
-            <w:vAlign w:val="center"/>
-          </w:tcPr>
-          <w:p>
-            <w:pPr>
-              <w:bidi w:val="0"/>
-              <w:spacing w:before="0" w:after="0"/>
-              <w:jc w:val="center"/>
-              <w:rPr>
-                <w:rFonts w:ascii="Sakkal Majalla" w:hAnsi="Sakkal Majalla" w:cs="Sakkal Majalla"/>
-                <w:b/>
-                <w:bCs/>
-                <w:sz w:val="22"/>
-                <w:szCs w:val="22"/>
-                <w:lang w:val="en-US" w:bidi="ar-SA"/>
-              </w:rPr>
-            </w:pPr>
-            <w:r>
-              <w:rPr>
-                <w:rFonts w:ascii="Sakkal Majalla" w:hAnsi="Sakkal Majalla" w:cs="Sakkal Majalla"/>
-                <w:b/>
-                <w:bCs/>
-                <w:sz w:val="22"/>
-                <w:szCs w:val="22"/>
-                <w:lang w:val="en-US" w:bidi="ar-SA"/>
-              </w:rPr>
-              <w:t xml:space="preserve">Use case name</w:t>
-            </w:r>
-          </w:p>
-        </w:tc>
-        <w:tc>
-          <w:tcPr>
-            <w:tcW w:w="7434" w:type="dxa"/>
-            <w:vAlign w:val="center"/>
-          </w:tcPr>
-          <w:p>
-            <w:pPr>
-              <w:bidi w:val="0"/>
-              <w:spacing w:before="0" w:after="0"/>
-              <w:jc w:val="left"/>
-              <w:rPr>
-                <w:rFonts w:ascii="Sakkal Majalla" w:hAnsi="Sakkal Majalla" w:cs="Sakkal Majalla"/>
-                <w:sz w:val="22"/>
-                <w:szCs w:val="22"/>
-                <w:lang w:val="en-US" w:bidi="ar-SA"/>
-              </w:rPr>
-            </w:pPr>
-            <w:r>
-              <w:rPr>
-                <w:rFonts w:ascii="Sakkal Majalla" w:hAnsi="Sakkal Majalla" w:cs="Sakkal Majalla"/>
-                <w:sz w:val="22"/>
-                <w:szCs w:val="22"/>
-                <w:lang w:val="en-US" w:bidi="ar-SA"/>
-              </w:rPr>
-              <w:t xml:space="preserve">UC-15: Monitor Battery &amp; Solar</w:t>
-            </w:r>
-          </w:p>
-        </w:tc>
-      </w:tr>
-      <w:tr>
-        <w:trPr>
-          <w:cantSplit/>
-        </w:trPr>
-        <w:tc>
-          <w:tcPr>
-            <w:tcW w:w="2300" w:type="dxa"/>
-            <w:shd w:val="clear" w:color="auto" w:fill="FBE4D5"/>
-            <w:vAlign w:val="center"/>
-          </w:tcPr>
-          <w:p>
-            <w:pPr>
-              <w:bidi w:val="0"/>
-              <w:spacing w:before="0" w:after="0"/>
-              <w:jc w:val="center"/>
-              <w:rPr>
-                <w:rFonts w:ascii="Sakkal Majalla" w:hAnsi="Sakkal Majalla" w:cs="Sakkal Majalla"/>
-                <w:b/>
-                <w:bCs/>
-                <w:sz w:val="22"/>
-                <w:szCs w:val="22"/>
-                <w:lang w:val="en-US" w:bidi="ar-SA"/>
-              </w:rPr>
-            </w:pPr>
-            <w:r>
-              <w:rPr>
-                <w:rFonts w:ascii="Sakkal Majalla" w:hAnsi="Sakkal Majalla" w:cs="Sakkal Majalla"/>
-                <w:b/>
-                <w:bCs/>
-                <w:sz w:val="22"/>
-                <w:szCs w:val="22"/>
-                <w:lang w:val="en-US" w:bidi="ar-SA"/>
-              </w:rPr>
-              <w:t xml:space="preserve">Brief description</w:t>
-            </w:r>
-          </w:p>
-        </w:tc>
-        <w:tc>
-          <w:tcPr>
-            <w:tcW w:w="7434" w:type="dxa"/>
-            <w:vAlign w:val="center"/>
-          </w:tcPr>
-          <w:p>
-            <w:pPr>
-              <w:bidi/>
-              <w:spacing w:before="0" w:after="0"/>
-              <w:jc w:val="both"/>
-              <w:rPr>
-                <w:rFonts w:ascii="Sakkal Majalla" w:hAnsi="Sakkal Majalla" w:cs="Sakkal Majalla"/>
-                <w:sz w:val="22"/>
-                <w:szCs w:val="22"/>
-                <w:rtl/>
-                <w:lang w:val="ar-SA" w:bidi="ar-SA"/>
-              </w:rPr>
-            </w:pPr>
-            <w:r>
-              <w:rPr>
-                <w:rFonts w:ascii="Sakkal Majalla" w:hAnsi="Sakkal Majalla" w:cs="Sakkal Majalla"/>
-                <w:sz w:val="22"/>
-                <w:szCs w:val="22"/>
-                <w:rtl/>
-                <w:lang w:val="ar-SA" w:bidi="ar-SA"/>
-              </w:rPr>
-              <w:t xml:space="preserve">يقيس المتحكم جهد البطارية وجهد اللوح الشمسي ويحدد نسبة البطارية وحالة الشحن.</w:t>
-            </w:r>
-          </w:p>
-        </w:tc>
-      </w:tr>
-      <w:tr>
-        <w:trPr>
-          <w:cantSplit/>
-        </w:trPr>
-        <w:tc>
-          <w:tcPr>
-            <w:tcW w:w="2300" w:type="dxa"/>
-            <w:shd w:val="clear" w:color="auto" w:fill="FBE4D5"/>
-            <w:vAlign w:val="center"/>
-          </w:tcPr>
-          <w:p>
-            <w:pPr>
-              <w:bidi w:val="0"/>
-              <w:spacing w:before="0" w:after="0"/>
-              <w:jc w:val="center"/>
-              <w:rPr>
-                <w:rFonts w:ascii="Sakkal Majalla" w:hAnsi="Sakkal Majalla" w:cs="Sakkal Majalla"/>
-                <w:b/>
-                <w:bCs/>
-                <w:sz w:val="22"/>
-                <w:szCs w:val="22"/>
-                <w:lang w:val="en-US" w:bidi="ar-SA"/>
-              </w:rPr>
-            </w:pPr>
-            <w:r>
-              <w:rPr>
-                <w:rFonts w:ascii="Sakkal Majalla" w:hAnsi="Sakkal Majalla" w:cs="Sakkal Majalla"/>
-                <w:b/>
-                <w:bCs/>
-                <w:sz w:val="22"/>
-                <w:szCs w:val="22"/>
-                <w:lang w:val="en-US" w:bidi="ar-SA"/>
-              </w:rPr>
-              <w:t xml:space="preserve">Actors</w:t>
-            </w:r>
-          </w:p>
-        </w:tc>
-        <w:tc>
-          <w:tcPr>
-            <w:tcW w:w="7434" w:type="dxa"/>
-            <w:vAlign w:val="center"/>
-          </w:tcPr>
-          <w:p>
-            <w:pPr>
-              <w:bidi/>
-              <w:spacing w:before="0" w:after="0"/>
-              <w:jc w:val="both"/>
-              <w:rPr>
-                <w:rFonts w:ascii="Sakkal Majalla" w:hAnsi="Sakkal Majalla" w:cs="Sakkal Majalla"/>
-                <w:sz w:val="22"/>
-                <w:szCs w:val="22"/>
-                <w:rtl/>
-                <w:lang w:val="ar-SA" w:bidi="ar-SA"/>
-              </w:rPr>
-            </w:pPr>
-            <w:r>
-              <w:rPr>
-                <w:rFonts w:ascii="Sakkal Majalla" w:hAnsi="Sakkal Majalla" w:cs="Sakkal Majalla"/>
-                <w:sz w:val="22"/>
-                <w:szCs w:val="22"/>
-                <w:lang w:val="en-US" w:bidi="ar-SA"/>
-              </w:rPr>
-              <w:t xml:space="preserve">ESP32 Device</w:t>
-            </w:r>
-            <w:r>
-              <w:rPr>
-                <w:rFonts w:ascii="Sakkal Majalla" w:hAnsi="Sakkal Majalla" w:cs="Sakkal Majalla"/>
-                <w:sz w:val="22"/>
-                <w:szCs w:val="22"/>
-                <w:rtl/>
-                <w:lang w:val="ar-SA" w:bidi="ar-SA"/>
-              </w:rPr>
-              <w:t xml:space="preserve"> (المتحكم)</w:t>
-            </w:r>
-          </w:p>
-        </w:tc>
-      </w:tr>
-      <w:tr>
-        <w:trPr>
-          <w:cantSplit/>
-        </w:trPr>
-        <w:tc>
-          <w:tcPr>
-            <w:tcW w:w="2300" w:type="dxa"/>
-            <w:shd w:val="clear" w:color="auto" w:fill="FBE4D5"/>
-            <w:vAlign w:val="center"/>
-          </w:tcPr>
-          <w:p>
-            <w:pPr>
-              <w:bidi w:val="0"/>
-              <w:spacing w:before="0" w:after="0"/>
-              <w:jc w:val="center"/>
-              <w:rPr>
-                <w:rFonts w:ascii="Sakkal Majalla" w:hAnsi="Sakkal Majalla" w:cs="Sakkal Majalla"/>
-                <w:b/>
-                <w:bCs/>
-                <w:sz w:val="22"/>
-                <w:szCs w:val="22"/>
-                <w:lang w:val="en-US" w:bidi="ar-SA"/>
-              </w:rPr>
-            </w:pPr>
-            <w:r>
-              <w:rPr>
-                <w:rFonts w:ascii="Sakkal Majalla" w:hAnsi="Sakkal Majalla" w:cs="Sakkal Majalla"/>
-                <w:b/>
-                <w:bCs/>
-                <w:sz w:val="22"/>
-                <w:szCs w:val="22"/>
-                <w:lang w:val="en-US" w:bidi="ar-SA"/>
-              </w:rPr>
-              <w:t xml:space="preserve">Flow of activities</w:t>
-            </w:r>
-          </w:p>
-        </w:tc>
-        <w:tc>
-          <w:tcPr>
-            <w:tcW w:w="7434" w:type="dxa"/>
-            <w:vAlign w:val="center"/>
-          </w:tcPr>
-          <w:p>
-            <w:pPr>
-              <w:bidi/>
-              <w:spacing w:before="0" w:after="0"/>
-              <w:jc w:val="both"/>
-              <w:rPr>
-                <w:rFonts w:ascii="Sakkal Majalla" w:hAnsi="Sakkal Majalla" w:cs="Sakkal Majalla"/>
-                <w:sz w:val="22"/>
-                <w:szCs w:val="22"/>
-                <w:rtl/>
-                <w:lang w:val="ar-SA" w:bidi="ar-SA"/>
-              </w:rPr>
-            </w:pPr>
-            <w:r>
-              <w:rPr>
-                <w:rFonts w:ascii="Sakkal Majalla" w:hAnsi="Sakkal Majalla" w:cs="Sakkal Majalla"/>
-                <w:sz w:val="22"/>
-                <w:szCs w:val="22"/>
-                <w:rtl/>
-                <w:lang w:val="ar-SA" w:bidi="ar-SA"/>
-              </w:rPr>
-              <w:t xml:space="preserve">1. كل ثانيتين يقرأ المتحكم جهد البطارية (</w:t>
-            </w:r>
-            <w:r>
-              <w:rPr>
-                <w:rFonts w:ascii="Sakkal Majalla" w:hAnsi="Sakkal Majalla" w:cs="Sakkal Majalla"/>
-                <w:sz w:val="22"/>
-                <w:szCs w:val="22"/>
-                <w:lang w:val="en-US" w:bidi="ar-SA"/>
-              </w:rPr>
-              <w:t xml:space="preserve">GPIO35)</w:t>
-            </w:r>
-            <w:r>
-              <w:rPr>
-                <w:rFonts w:ascii="Sakkal Majalla" w:hAnsi="Sakkal Majalla" w:cs="Sakkal Majalla"/>
-                <w:sz w:val="22"/>
-                <w:szCs w:val="22"/>
-                <w:rtl/>
-                <w:lang w:val="ar-SA" w:bidi="ar-SA"/>
-              </w:rPr>
-              <w:t xml:space="preserve"> وجهد اللوح الشمسي (</w:t>
-            </w:r>
-            <w:r>
-              <w:rPr>
-                <w:rFonts w:ascii="Sakkal Majalla" w:hAnsi="Sakkal Majalla" w:cs="Sakkal Majalla"/>
-                <w:sz w:val="22"/>
-                <w:szCs w:val="22"/>
-                <w:lang w:val="en-US" w:bidi="ar-SA"/>
-              </w:rPr>
-              <w:t xml:space="preserve">GPIO39)</w:t>
-            </w:r>
-            <w:r>
-              <w:rPr>
-                <w:rFonts w:ascii="Sakkal Majalla" w:hAnsi="Sakkal Majalla" w:cs="Sakkal Majalla"/>
-                <w:sz w:val="22"/>
-                <w:szCs w:val="22"/>
-                <w:rtl/>
-                <w:lang w:val="ar-SA" w:bidi="ar-SA"/>
-              </w:rPr>
-              <w:t xml:space="preserve"> عبر مقسّمات الجهد.</w:t>
-            </w:r>
-          </w:p>
-          <w:p>
-            <w:pPr>
-              <w:bidi/>
-              <w:spacing w:before="0" w:after="0"/>
-              <w:jc w:val="both"/>
-              <w:rPr>
-                <w:rFonts w:ascii="Sakkal Majalla" w:hAnsi="Sakkal Majalla" w:cs="Sakkal Majalla"/>
-                <w:sz w:val="22"/>
-                <w:szCs w:val="22"/>
-                <w:rtl/>
-                <w:lang w:val="ar-SA" w:bidi="ar-SA"/>
-              </w:rPr>
-            </w:pPr>
-            <w:r>
-              <w:rPr>
-                <w:rFonts w:ascii="Sakkal Majalla" w:hAnsi="Sakkal Majalla" w:cs="Sakkal Majalla"/>
-                <w:sz w:val="22"/>
-                <w:szCs w:val="22"/>
-                <w:rtl/>
-                <w:lang w:val="ar-SA" w:bidi="ar-SA"/>
-              </w:rPr>
-              <w:t xml:space="preserve">2. يحسب نسبة البطارية ويحدد هل اللوح يشحن البطارية الآن.</w:t>
-            </w:r>
-          </w:p>
-          <w:p>
-            <w:pPr>
-              <w:bidi/>
-              <w:spacing w:before="0" w:after="0"/>
-              <w:jc w:val="both"/>
-              <w:rPr>
-                <w:rFonts w:ascii="Sakkal Majalla" w:hAnsi="Sakkal Majalla" w:cs="Sakkal Majalla"/>
-                <w:sz w:val="22"/>
-                <w:szCs w:val="22"/>
-                <w:rtl/>
-                <w:lang w:val="ar-SA" w:bidi="ar-SA"/>
-              </w:rPr>
-            </w:pPr>
-            <w:r>
-              <w:rPr>
-                <w:rFonts w:ascii="Sakkal Majalla" w:hAnsi="Sakkal Majalla" w:cs="Sakkal Majalla"/>
-                <w:sz w:val="22"/>
-                <w:szCs w:val="22"/>
-                <w:rtl/>
-                <w:lang w:val="ar-SA" w:bidi="ar-SA"/>
-              </w:rPr>
-              <w:t xml:space="preserve">3. يرسل القيم مع القراءات إلى </w:t>
-            </w:r>
-            <w:r>
-              <w:rPr>
-                <w:rFonts w:ascii="Sakkal Majalla" w:hAnsi="Sakkal Majalla" w:cs="Sakkal Majalla"/>
-                <w:sz w:val="22"/>
-                <w:szCs w:val="22"/>
-                <w:lang w:val="en-US" w:bidi="ar-SA"/>
-              </w:rPr>
-              <w:t xml:space="preserve">Firebase</w:t>
-            </w:r>
-            <w:r>
-              <w:rPr>
-                <w:rFonts w:ascii="Sakkal Majalla" w:hAnsi="Sakkal Majalla" w:cs="Sakkal Majalla"/>
-                <w:sz w:val="22"/>
-                <w:szCs w:val="22"/>
-                <w:rtl/>
-                <w:lang w:val="ar-SA" w:bidi="ar-SA"/>
-              </w:rPr>
-              <w:t xml:space="preserve"> فتظهر في تطبيق الويب وتطبيق الأندرويد.</w:t>
-            </w:r>
-          </w:p>
-        </w:tc>
-      </w:tr>
-      <w:tr>
-        <w:trPr>
-          <w:cantSplit/>
-        </w:trPr>
-        <w:tc>
-          <w:tcPr>
-            <w:tcW w:w="2300" w:type="dxa"/>
-            <w:shd w:val="clear" w:color="auto" w:fill="FBE4D5"/>
-            <w:vAlign w:val="center"/>
-          </w:tcPr>
-          <w:p>
-            <w:pPr>
-              <w:bidi w:val="0"/>
-              <w:spacing w:before="0" w:after="0"/>
-              <w:jc w:val="center"/>
-              <w:rPr>
-                <w:rFonts w:ascii="Sakkal Majalla" w:hAnsi="Sakkal Majalla" w:cs="Sakkal Majalla"/>
-                <w:b/>
-                <w:bCs/>
-                <w:sz w:val="22"/>
-                <w:szCs w:val="22"/>
-                <w:lang w:val="en-US" w:bidi="ar-SA"/>
-              </w:rPr>
-            </w:pPr>
-            <w:r>
-              <w:rPr>
-                <w:rFonts w:ascii="Sakkal Majalla" w:hAnsi="Sakkal Majalla" w:cs="Sakkal Majalla"/>
-                <w:b/>
-                <w:bCs/>
-                <w:sz w:val="22"/>
-                <w:szCs w:val="22"/>
-                <w:lang w:val="en-US" w:bidi="ar-SA"/>
-              </w:rPr>
-              <w:t xml:space="preserve">Exception conditions</w:t>
-            </w:r>
-          </w:p>
-        </w:tc>
-        <w:tc>
-          <w:tcPr>
-            <w:tcW w:w="7434" w:type="dxa"/>
-            <w:vAlign w:val="center"/>
-          </w:tcPr>
-          <w:p>
-            <w:pPr>
-              <w:bidi/>
-              <w:spacing w:before="0" w:after="0"/>
-              <w:jc w:val="both"/>
-              <w:rPr>
-                <w:rFonts w:ascii="Sakkal Majalla" w:hAnsi="Sakkal Majalla" w:cs="Sakkal Majalla"/>
-                <w:sz w:val="22"/>
-                <w:szCs w:val="22"/>
-                <w:rtl/>
-                <w:lang w:val="ar-SA" w:bidi="ar-SA"/>
-              </w:rPr>
-            </w:pPr>
-            <w:r>
-              <w:rPr>
-                <w:rFonts w:ascii="Sakkal Majalla" w:hAnsi="Sakkal Majalla" w:cs="Sakkal Majalla"/>
-                <w:sz w:val="22"/>
-                <w:szCs w:val="22"/>
-                <w:rtl/>
-                <w:lang w:val="ar-SA" w:bidi="ar-SA"/>
-              </w:rPr>
-              <w:t xml:space="preserve">• البطارية أقل من 15%: يدخل المتحكم وضع توفير الطاقة (إيقاف النغمات التلقائية والإرسال كل دقيقتين) حتى تتجاوز 25%.</w:t>
-            </w:r>
-          </w:p>
-          <w:p>
-            <w:pPr>
-              <w:bidi/>
-              <w:spacing w:before="0" w:after="0"/>
-              <w:jc w:val="both"/>
-              <w:rPr>
-                <w:rFonts w:ascii="Sakkal Majalla" w:hAnsi="Sakkal Majalla" w:cs="Sakkal Majalla"/>
-                <w:sz w:val="22"/>
-                <w:szCs w:val="22"/>
-                <w:rtl/>
-                <w:lang w:val="ar-SA" w:bidi="ar-SA"/>
-              </w:rPr>
-            </w:pPr>
-            <w:r>
-              <w:rPr>
-                <w:rFonts w:ascii="Sakkal Majalla" w:hAnsi="Sakkal Majalla" w:cs="Sakkal Majalla"/>
-                <w:sz w:val="22"/>
-                <w:szCs w:val="22"/>
-                <w:rtl/>
-                <w:lang w:val="ar-SA" w:bidi="ar-SA"/>
-              </w:rPr>
-              <w:t xml:space="preserve">• الليل أو اللوح مغطى: يظهر «لا يشحن الآن» وتعمل النبتة من البطارية.</w:t>
-            </w:r>
-          </w:p>
-        </w:tc>
-      </w:tr>
-    </w:tbl>
-    <w:p>
-      <w:pPr>
-        <w:bidi/>
-        <w:spacing w:before="0" w:after="120"/>
-        <w:jc w:val="both"/>
-        <w:rPr>
-          <w:rFonts w:ascii="Sakkal Majalla" w:hAnsi="Sakkal Majalla" w:cs="Sakkal Majalla"/>
-          <w:sz w:val="24"/>
-          <w:szCs w:val="24"/>
-          <w:rtl/>
-          <w:lang w:val="ar-SA" w:bidi="ar-SA"/>
-        </w:rPr>
-      </w:pPr>
-    </w:p>
     <w:p>
       <w:pPr>
         <w:pageBreakBefore/>
@@ -13510,7 +12864,7 @@
       <w:r>
         <w:drawing>
           <wp:inline xmlns:a="http://schemas.openxmlformats.org/drawingml/2006/main" xmlns:pic="http://schemas.openxmlformats.org/drawingml/2006/picture">
-            <wp:extent cx="5400000" cy="5951021"/>
+            <wp:extent cx="5400000" cy="6502041"/>
             <wp:docPr id="2" name="Picture 2"/>
             <wp:cNvGraphicFramePr>
               <a:graphicFrameLocks noChangeAspect="1"/>
@@ -13531,7 +12885,7 @@
                   <pic:spPr>
                     <a:xfrm>
                       <a:off x="0" y="0"/>
-                      <a:ext cx="5400000" cy="5951021"/>
+                      <a:ext cx="5400000" cy="6502041"/>
                     </a:xfrm>
                     <a:prstGeom prst="rect"/>
                   </pic:spPr>
@@ -13617,7 +12971,7 @@
       <w:r>
         <w:drawing>
           <wp:inline xmlns:a="http://schemas.openxmlformats.org/drawingml/2006/main" xmlns:pic="http://schemas.openxmlformats.org/drawingml/2006/picture">
-            <wp:extent cx="5760000" cy="5010612"/>
+            <wp:extent cx="5760000" cy="4496327"/>
             <wp:docPr id="3" name="Picture 3"/>
             <wp:cNvGraphicFramePr>
               <a:graphicFrameLocks noChangeAspect="1"/>
@@ -13638,7 +12992,7 @@
                   <pic:spPr>
                     <a:xfrm>
                       <a:off x="0" y="0"/>
-                      <a:ext cx="5760000" cy="5010612"/>
+                      <a:ext cx="5760000" cy="4496327"/>
                     </a:xfrm>
                     <a:prstGeom prst="rect"/>
                   </pic:spPr>
@@ -13997,7 +13351,7 @@
       <w:r>
         <w:drawing>
           <wp:inline xmlns:a="http://schemas.openxmlformats.org/drawingml/2006/main" xmlns:pic="http://schemas.openxmlformats.org/drawingml/2006/picture">
-            <wp:extent cx="5760000" cy="2742857"/>
+            <wp:extent cx="5760000" cy="2774204"/>
             <wp:docPr id="4" name="Picture 4"/>
             <wp:cNvGraphicFramePr>
               <a:graphicFrameLocks noChangeAspect="1"/>
@@ -14018,7 +13372,7 @@
                   <pic:spPr>
                     <a:xfrm>
                       <a:off x="0" y="0"/>
-                      <a:ext cx="5760000" cy="2742857"/>
+                      <a:ext cx="5760000" cy="2774204"/>
                     </a:xfrm>
                     <a:prstGeom prst="rect"/>
                   </pic:spPr>
@@ -14283,7 +13637,7 @@
                 <w:szCs w:val="21"/>
                 <w:lang w:val="en-US" w:bidi="ar-SA"/>
               </w:rPr>
-              <w:t xml:space="preserve">recorded_at, moisture, temperature, humidity, lux, battery_pct, battery_v, solar_v, charging, mood_code, mood_name_ar, mood_name_en, emoji, melody_no, melody_name</w:t>
+              <w:t xml:space="preserve">recorded_at, moisture, temperature, humidity, lux, mood_code, mood_name_ar, mood_name_en, emoji, melody_no, melody_name</w:t>
             </w:r>
             <w:r>
               <w:rPr>
@@ -14448,7 +13802,7 @@
                 <w:szCs w:val="21"/>
                 <w:lang w:val="en-US" w:bidi="ar-SA"/>
               </w:rPr>
-              <w:t xml:space="preserve">PLANT_LOG (plant_id, user_id, recorded_at, plant_name, location, device_id, email, full_name, role, moisture, temperature, humidity, lux, battery_pct, battery_v, solar_v, charging, mood_code, mood_name_ar, mood_name_en, emoji, melody_no, melody_name, moisture_min, moisture_max, temp_min, temp_max, lux_min, quiet_start, quiet_end, muted)</w:t>
+              <w:t xml:space="preserve">PLANT_LOG (plant_id, user_id, recorded_at, plant_name, location, device_id, email, full_name, role, moisture, temperature, humidity, lux, mood_code, mood_name_ar, mood_name_en, emoji, melody_no, melody_name, moisture_min, moisture_max, temp_min, temp_max, lux_min, quiet_start, quiet_end, muted)</w:t>
             </w:r>
           </w:p>
           <w:p>
@@ -14722,7 +14076,7 @@
                 <w:szCs w:val="21"/>
                 <w:lang w:val="en-US" w:bidi="ar-SA"/>
               </w:rPr>
-              <w:t xml:space="preserve">READING (plant_id, recorded_at, moisture, temperature, humidity, lux, battery_pct, battery_v, solar_v, charging, mood_code, mood_name_ar, mood_name_en, emoji, melody_no, melody_name)</w:t>
+              <w:t xml:space="preserve">READING (plant_id, recorded_at, moisture, temperature, humidity, lux, mood_code, mood_name_ar, mood_name_en, emoji, melody_no, melody_name)</w:t>
             </w:r>
           </w:p>
           <w:p>
@@ -14975,7 +14329,7 @@
                 <w:szCs w:val="21"/>
                 <w:lang w:val="en-US" w:bidi="ar-SA"/>
               </w:rPr>
-              <w:t xml:space="preserve">READING (reading_id, plant_id, recorded_at, moisture, temperature, humidity, lux, battery_pct, battery_v, solar_v, charging, mood_code)</w:t>
+              <w:t xml:space="preserve">READING (reading_id, plant_id, recorded_at, moisture, temperature, humidity, lux, mood_code)</w:t>
             </w:r>
           </w:p>
           <w:p>
@@ -15179,7 +14533,7 @@
       <w:r>
         <w:drawing>
           <wp:inline xmlns:a="http://schemas.openxmlformats.org/drawingml/2006/main" xmlns:pic="http://schemas.openxmlformats.org/drawingml/2006/picture">
-            <wp:extent cx="5760000" cy="4696615"/>
+            <wp:extent cx="5760000" cy="3367385"/>
             <wp:docPr id="5" name="Picture 5"/>
             <wp:cNvGraphicFramePr>
               <a:graphicFrameLocks noChangeAspect="1"/>
@@ -15200,7 +14554,7 @@
                   <pic:spPr>
                     <a:xfrm>
                       <a:off x="0" y="0"/>
-                      <a:ext cx="5760000" cy="4696615"/>
+                      <a:ext cx="5760000" cy="3367385"/>
                     </a:xfrm>
                     <a:prstGeom prst="rect"/>
                   </pic:spPr>
@@ -15960,7 +15314,7 @@
                 <w:rtl/>
                 <w:lang w:val="ar-SA" w:bidi="ar-SA"/>
               </w:rPr>
-              <w:t xml:space="preserve">اللوح الشمسي ومنظّم الشحن</w:t>
+              <w:t xml:space="preserve">الطاقة</w:t>
             </w:r>
           </w:p>
         </w:tc>
@@ -15990,7 +15344,7 @@
                 <w:rtl/>
                 <w:lang w:val="ar-SA" w:bidi="ar-SA"/>
               </w:rPr>
-              <w:t xml:space="preserve">اللوح (+/−) → </w:t>
+              <w:t xml:space="preserve">باور بانك 5 فولت → منفذ </w:t>
             </w:r>
             <w:r>
               <w:rPr>
@@ -15999,7 +15353,7 @@
                 <w:szCs w:val="21"/>
                 <w:lang w:val="en-US" w:bidi="ar-SA"/>
               </w:rPr>
-              <w:t xml:space="preserve">CN3791 IN</w:t>
+              <w:t xml:space="preserve">USB</w:t>
             </w:r>
             <w:r>
               <w:rPr>
@@ -16009,7 +15363,7 @@
                 <w:rtl/>
                 <w:lang w:val="ar-SA" w:bidi="ar-SA"/>
               </w:rPr>
-              <w:t xml:space="preserve"> · </w:t>
+              <w:t xml:space="preserve"> في </w:t>
             </w:r>
             <w:r>
               <w:rPr>
@@ -16018,243 +15372,7 @@
                 <w:szCs w:val="21"/>
                 <w:lang w:val="en-US" w:bidi="ar-SA"/>
               </w:rPr>
-              <w:t xml:space="preserve">CN3791 BAT</w:t>
-            </w:r>
-            <w:r>
-              <w:rPr>
-                <w:rFonts w:ascii="Sakkal Majalla" w:hAnsi="Sakkal Majalla" w:cs="Sakkal Majalla"/>
-                <w:sz w:val="21"/>
-                <w:szCs w:val="21"/>
-                <w:rtl/>
-                <w:lang w:val="ar-SA" w:bidi="ar-SA"/>
-              </w:rPr>
-              <w:t xml:space="preserve"> → بطاريتا 18650 (توازي)</w:t>
-            </w:r>
-          </w:p>
-        </w:tc>
-      </w:tr>
-      <w:tr>
-        <w:trPr>
-          <w:cantSplit/>
-        </w:trPr>
-        <w:tc>
-          <w:tcPr>
-            <w:tcW w:w="3200" w:type="dxa"/>
-            <w:shd w:val="clear" w:color="auto" w:fill="FBE4D5"/>
-            <w:vAlign w:val="center"/>
-          </w:tcPr>
-          <w:p>
-            <w:pPr>
-              <w:bidi/>
-              <w:spacing w:before="0" w:after="0"/>
-              <w:jc w:val="center"/>
-              <w:rPr>
-                <w:rFonts w:ascii="Sakkal Majalla" w:hAnsi="Sakkal Majalla" w:cs="Sakkal Majalla"/>
-                <w:b/>
-                <w:bCs/>
-                <w:sz w:val="21"/>
-                <w:szCs w:val="21"/>
-                <w:rtl/>
-                <w:lang w:val="ar-SA" w:bidi="ar-SA"/>
-              </w:rPr>
-            </w:pPr>
-            <w:r>
-              <w:rPr>
-                <w:rFonts w:ascii="Sakkal Majalla" w:hAnsi="Sakkal Majalla" w:cs="Sakkal Majalla"/>
-                <w:b/>
-                <w:bCs/>
-                <w:sz w:val="21"/>
-                <w:szCs w:val="21"/>
-                <w:rtl/>
-                <w:lang w:val="ar-SA" w:bidi="ar-SA"/>
-              </w:rPr>
-              <w:t xml:space="preserve">الطاقة إلى </w:t>
-            </w:r>
-            <w:r>
-              <w:rPr>
-                <w:rFonts w:ascii="Sakkal Majalla" w:hAnsi="Sakkal Majalla" w:cs="Sakkal Majalla"/>
-                <w:b/>
-                <w:bCs/>
-                <w:sz w:val="21"/>
-                <w:szCs w:val="21"/>
-                <w:lang w:val="en-US" w:bidi="ar-SA"/>
-              </w:rPr>
               <w:t xml:space="preserve">ESP32</w:t>
-            </w:r>
-          </w:p>
-        </w:tc>
-        <w:tc>
-          <w:tcPr>
-            <w:tcW w:w="6534" w:type="dxa"/>
-            <w:vAlign w:val="center"/>
-          </w:tcPr>
-          <w:p>
-            <w:pPr>
-              <w:bidi/>
-              <w:spacing w:before="0" w:after="0"/>
-              <w:jc w:val="both"/>
-              <w:rPr>
-                <w:rFonts w:ascii="Sakkal Majalla" w:hAnsi="Sakkal Majalla" w:cs="Sakkal Majalla"/>
-                <w:sz w:val="21"/>
-                <w:szCs w:val="21"/>
-                <w:rtl/>
-                <w:lang w:val="ar-SA" w:bidi="ar-SA"/>
-              </w:rPr>
-            </w:pPr>
-            <w:r>
-              <w:rPr>
-                <w:rFonts w:ascii="Sakkal Majalla" w:hAnsi="Sakkal Majalla" w:cs="Sakkal Majalla"/>
-                <w:sz w:val="21"/>
-                <w:szCs w:val="21"/>
-                <w:rtl/>
-                <w:lang w:val="ar-SA" w:bidi="ar-SA"/>
-              </w:rPr>
-              <w:t xml:space="preserve">البطارية → مفتاح → </w:t>
-            </w:r>
-            <w:r>
-              <w:rPr>
-                <w:rFonts w:ascii="Sakkal Majalla" w:hAnsi="Sakkal Majalla" w:cs="Sakkal Majalla"/>
-                <w:sz w:val="21"/>
-                <w:szCs w:val="21"/>
-                <w:lang w:val="en-US" w:bidi="ar-SA"/>
-              </w:rPr>
-              <w:t xml:space="preserve">MT3608 (5.1</w:t>
-            </w:r>
-            <w:r>
-              <w:rPr>
-                <w:rFonts w:ascii="Sakkal Majalla" w:hAnsi="Sakkal Majalla" w:cs="Sakkal Majalla"/>
-                <w:sz w:val="21"/>
-                <w:szCs w:val="21"/>
-                <w:rtl/>
-                <w:lang w:val="ar-SA" w:bidi="ar-SA"/>
-              </w:rPr>
-              <w:t xml:space="preserve"> فولت) → </w:t>
-            </w:r>
-            <w:r>
-              <w:rPr>
-                <w:rFonts w:ascii="Sakkal Majalla" w:hAnsi="Sakkal Majalla" w:cs="Sakkal Majalla"/>
-                <w:sz w:val="21"/>
-                <w:szCs w:val="21"/>
-                <w:lang w:val="en-US" w:bidi="ar-SA"/>
-              </w:rPr>
-              <w:t xml:space="preserve">VIN</w:t>
-            </w:r>
-            <w:r>
-              <w:rPr>
-                <w:rFonts w:ascii="Sakkal Majalla" w:hAnsi="Sakkal Majalla" w:cs="Sakkal Majalla"/>
-                <w:sz w:val="21"/>
-                <w:szCs w:val="21"/>
-                <w:rtl/>
-                <w:lang w:val="ar-SA" w:bidi="ar-SA"/>
-              </w:rPr>
-              <w:t xml:space="preserve"> و </w:t>
-            </w:r>
-            <w:r>
-              <w:rPr>
-                <w:rFonts w:ascii="Sakkal Majalla" w:hAnsi="Sakkal Majalla" w:cs="Sakkal Majalla"/>
-                <w:sz w:val="21"/>
-                <w:szCs w:val="21"/>
-                <w:lang w:val="en-US" w:bidi="ar-SA"/>
-              </w:rPr>
-              <w:t xml:space="preserve">GND</w:t>
-            </w:r>
-          </w:p>
-        </w:tc>
-      </w:tr>
-      <w:tr>
-        <w:trPr>
-          <w:cantSplit/>
-        </w:trPr>
-        <w:tc>
-          <w:tcPr>
-            <w:tcW w:w="3200" w:type="dxa"/>
-            <w:shd w:val="clear" w:color="auto" w:fill="FBE4D5"/>
-            <w:vAlign w:val="center"/>
-          </w:tcPr>
-          <w:p>
-            <w:pPr>
-              <w:bidi/>
-              <w:spacing w:before="0" w:after="0"/>
-              <w:jc w:val="center"/>
-              <w:rPr>
-                <w:rFonts w:ascii="Sakkal Majalla" w:hAnsi="Sakkal Majalla" w:cs="Sakkal Majalla"/>
-                <w:b/>
-                <w:bCs/>
-                <w:sz w:val="21"/>
-                <w:szCs w:val="21"/>
-                <w:rtl/>
-                <w:lang w:val="ar-SA" w:bidi="ar-SA"/>
-              </w:rPr>
-            </w:pPr>
-            <w:r>
-              <w:rPr>
-                <w:rFonts w:ascii="Sakkal Majalla" w:hAnsi="Sakkal Majalla" w:cs="Sakkal Majalla"/>
-                <w:b/>
-                <w:bCs/>
-                <w:sz w:val="21"/>
-                <w:szCs w:val="21"/>
-                <w:rtl/>
-                <w:lang w:val="ar-SA" w:bidi="ar-SA"/>
-              </w:rPr>
-              <w:t xml:space="preserve">قياس البطارية واللوح</w:t>
-            </w:r>
-          </w:p>
-        </w:tc>
-        <w:tc>
-          <w:tcPr>
-            <w:tcW w:w="6534" w:type="dxa"/>
-            <w:vAlign w:val="center"/>
-          </w:tcPr>
-          <w:p>
-            <w:pPr>
-              <w:bidi/>
-              <w:spacing w:before="0" w:after="0"/>
-              <w:jc w:val="both"/>
-              <w:rPr>
-                <w:rFonts w:ascii="Sakkal Majalla" w:hAnsi="Sakkal Majalla" w:cs="Sakkal Majalla"/>
-                <w:sz w:val="21"/>
-                <w:szCs w:val="21"/>
-                <w:rtl/>
-                <w:lang w:val="ar-SA" w:bidi="ar-SA"/>
-              </w:rPr>
-            </w:pPr>
-            <w:r>
-              <w:rPr>
-                <w:rFonts w:ascii="Sakkal Majalla" w:hAnsi="Sakkal Majalla" w:cs="Sakkal Majalla"/>
-                <w:sz w:val="21"/>
-                <w:szCs w:val="21"/>
-                <w:rtl/>
-                <w:lang w:val="ar-SA" w:bidi="ar-SA"/>
-              </w:rPr>
-              <w:t xml:space="preserve">البطارية → 100</w:t>
-            </w:r>
-            <w:r>
-              <w:rPr>
-                <w:rFonts w:ascii="Sakkal Majalla" w:hAnsi="Sakkal Majalla" w:cs="Sakkal Majalla"/>
-                <w:sz w:val="21"/>
-                <w:szCs w:val="21"/>
-                <w:lang w:val="en-US" w:bidi="ar-SA"/>
-              </w:rPr>
-              <w:t xml:space="preserve">k → GPIO35 → 100k → GND</w:t>
-            </w:r>
-            <w:r>
-              <w:rPr>
-                <w:rFonts w:ascii="Sakkal Majalla" w:hAnsi="Sakkal Majalla" w:cs="Sakkal Majalla"/>
-                <w:sz w:val="21"/>
-                <w:szCs w:val="21"/>
-                <w:rtl/>
-                <w:lang w:val="ar-SA" w:bidi="ar-SA"/>
-              </w:rPr>
-              <w:t xml:space="preserve"> · اللوح → 2×100</w:t>
-            </w:r>
-            <w:r>
-              <w:rPr>
-                <w:rFonts w:ascii="Sakkal Majalla" w:hAnsi="Sakkal Majalla" w:cs="Sakkal Majalla"/>
-                <w:sz w:val="21"/>
-                <w:szCs w:val="21"/>
-                <w:lang w:val="en-US" w:bidi="ar-SA"/>
-              </w:rPr>
-              <w:t xml:space="preserve">k → GPIO39 → 100k → GND</w:t>
             </w:r>
           </w:p>
         </w:tc>
@@ -16373,7 +15491,7 @@
           <w:rtl/>
           <w:lang w:val="ar-SA" w:bidi="ar-SA"/>
         </w:rPr>
-        <w:t xml:space="preserve"> والسماعة وزر الضغط ومنظّم الشحن والبطاريات، مع حساس رطوبة التربة مغروس في التربة وحساسي الحرارة والإضاءة خارج العلبة، ويعمل بالطاقة الشمسية عبر لوح شمسي بجانب الأصيص. ترسل النبتة قراءاتها عبر الواي فاي إلى </w:t>
+        <w:t xml:space="preserve"> والسماعة وزر الضغط، مع حساس رطوبة التربة مغروس في التربة وحساسي الحرارة والإضاءة خارج العلبة، ويعمل بباور بانك 5 فولت. ترسل النبتة قراءاتها عبر الواي فاي إلى </w:t>
       </w:r>
       <w:r>
         <w:rPr>
@@ -16411,7 +15529,7 @@
       <w:r>
         <w:drawing>
           <wp:inline xmlns:a="http://schemas.openxmlformats.org/drawingml/2006/main" xmlns:pic="http://schemas.openxmlformats.org/drawingml/2006/picture">
-            <wp:extent cx="2520000" cy="3376800"/>
+            <wp:extent cx="4320000" cy="2984727"/>
             <wp:docPr id="6" name="Picture 6"/>
             <wp:cNvGraphicFramePr>
               <a:graphicFrameLocks noChangeAspect="1"/>
@@ -16432,7 +15550,7 @@
                   <pic:spPr>
                     <a:xfrm>
                       <a:off x="0" y="0"/>
-                      <a:ext cx="2520000" cy="3376800"/>
+                      <a:ext cx="4320000" cy="2984727"/>
                     </a:xfrm>
                     <a:prstGeom prst="rect"/>
                   </pic:spPr>
